--- a/docassemble/MLHPPOAndProposedOrder/data/templates/cc_395_statement_of_facts.docx
+++ b/docassemble/MLHPPOAndProposedOrder/data/templates/cc_395_statement_of_facts.docx
@@ -54,7 +54,6 @@
         <w:tc>
           <w:tcPr>
             <w:tcW w:w="3634" w:type="dxa"/>
-            <w:shd w:val="clear" w:color="auto" w:fill="auto"/>
             <w:tcMar>
               <w:top w:w="100" w:type="dxa"/>
               <w:left w:w="100" w:type="dxa"/>
@@ -112,8 +111,57 @@
                 <w:szCs w:val="20"/>
                 <w:highlight w:val="cyan"/>
               </w:rPr>
-              <w:t xml:space="preserve"> if respondent_is_minor and not respondent_is_emancipated_minor </w:t>
+              <w:t xml:space="preserve"> if </w:t>
             </w:r>
+            <w:proofErr w:type="spellStart"/>
+            <w:r>
+              <w:rPr>
+                <w:rFonts w:ascii="Calibri" w:eastAsia="Calibri" w:hAnsi="Calibri" w:cs="Calibri"/>
+                <w:b/>
+                <w:color w:val="000000"/>
+                <w:sz w:val="20"/>
+                <w:szCs w:val="20"/>
+                <w:highlight w:val="cyan"/>
+              </w:rPr>
+              <w:t>respondent_is_minor</w:t>
+            </w:r>
+            <w:proofErr w:type="spellEnd"/>
+            <w:r>
+              <w:rPr>
+                <w:rFonts w:ascii="Calibri" w:eastAsia="Calibri" w:hAnsi="Calibri" w:cs="Calibri"/>
+                <w:b/>
+                <w:color w:val="000000"/>
+                <w:sz w:val="20"/>
+                <w:szCs w:val="20"/>
+                <w:highlight w:val="cyan"/>
+              </w:rPr>
+              <w:t xml:space="preserve"> and not </w:t>
+            </w:r>
+            <w:proofErr w:type="spellStart"/>
+            <w:r>
+              <w:rPr>
+                <w:rFonts w:ascii="Calibri" w:eastAsia="Calibri" w:hAnsi="Calibri" w:cs="Calibri"/>
+                <w:b/>
+                <w:color w:val="000000"/>
+                <w:sz w:val="20"/>
+                <w:szCs w:val="20"/>
+                <w:highlight w:val="cyan"/>
+              </w:rPr>
+              <w:t>respondent_is_emancipated_minor</w:t>
+            </w:r>
+            <w:proofErr w:type="spellEnd"/>
+            <w:r>
+              <w:rPr>
+                <w:rFonts w:ascii="Calibri" w:eastAsia="Calibri" w:hAnsi="Calibri" w:cs="Calibri"/>
+                <w:b/>
+                <w:color w:val="000000"/>
+                <w:sz w:val="20"/>
+                <w:szCs w:val="20"/>
+                <w:highlight w:val="cyan"/>
+              </w:rPr>
+              <w:t xml:space="preserve"> </w:t>
+            </w:r>
+            <w:proofErr w:type="gramStart"/>
             <w:r>
               <w:rPr>
                 <w:rFonts w:ascii="Calibri" w:eastAsia="Calibri" w:hAnsi="Calibri" w:cs="Calibri"/>
@@ -132,7 +180,18 @@
                 <w:sz w:val="20"/>
                 <w:szCs w:val="20"/>
               </w:rPr>
-              <w:t xml:space="preserve">Against a Minor </w:t>
+              <w:t>Against</w:t>
+            </w:r>
+            <w:proofErr w:type="gramEnd"/>
+            <w:r>
+              <w:rPr>
+                <w:rFonts w:ascii="Calibri" w:eastAsia="Calibri" w:hAnsi="Calibri" w:cs="Calibri"/>
+                <w:b/>
+                <w:color w:val="000000"/>
+                <w:sz w:val="20"/>
+                <w:szCs w:val="20"/>
+              </w:rPr>
+              <w:t xml:space="preserve"> a Minor </w:t>
             </w:r>
             <w:r>
               <w:rPr>
@@ -155,6 +214,7 @@
               </w:rPr>
               <w:t xml:space="preserve"> endif </w:t>
             </w:r>
+            <w:proofErr w:type="gramStart"/>
             <w:r>
               <w:rPr>
                 <w:rFonts w:ascii="Calibri" w:eastAsia="Calibri" w:hAnsi="Calibri" w:cs="Calibri"/>
@@ -175,6 +235,7 @@
               </w:rPr>
               <w:t>(</w:t>
             </w:r>
+            <w:proofErr w:type="gramEnd"/>
             <w:r>
               <w:rPr>
                 <w:rFonts w:ascii="Calibri" w:eastAsia="Calibri" w:hAnsi="Calibri" w:cs="Calibri"/>
@@ -293,7 +354,6 @@
         <w:tc>
           <w:tcPr>
             <w:tcW w:w="9789" w:type="dxa"/>
-            <w:shd w:val="clear" w:color="auto" w:fill="auto"/>
             <w:tcMar>
               <w:top w:w="100" w:type="dxa"/>
               <w:left w:w="100" w:type="dxa"/>
@@ -362,107 +422,1602 @@
           <w:between w:val="nil"/>
         </w:pBdr>
         <w:spacing w:line="240" w:lineRule="auto"/>
-        <w:ind w:left="332"/>
-        <w:rPr>
-          <w:color w:val="000000"/>
-          <w:sz w:val="20"/>
-          <w:szCs w:val="20"/>
-        </w:rPr>
-      </w:pPr>
-      <w:r>
-        <w:rPr>
-          <w:color w:val="000000"/>
-          <w:sz w:val="20"/>
-          <w:szCs w:val="20"/>
-        </w:rPr>
-        <w:t>Petitioner alias: {%</w:t>
-      </w:r>
-      <w:r>
-        <w:rPr>
-          <w:color w:val="000000"/>
-          <w:sz w:val="20"/>
-          <w:szCs w:val="20"/>
-          <w:highlight w:val="cyan"/>
-        </w:rPr>
-        <w:t xml:space="preserve"> if user_alias.there_are_any </w:t>
-      </w:r>
-      <w:r>
-        <w:rPr>
-          <w:color w:val="000000"/>
-          <w:sz w:val="20"/>
-          <w:szCs w:val="20"/>
+        <w:ind w:left="360"/>
+        <w:rPr>
+          <w:color w:val="000000"/>
+        </w:rPr>
+      </w:pPr>
+      <w:r>
+        <w:rPr>
+          <w:color w:val="000000"/>
+        </w:rPr>
+        <w:t xml:space="preserve">Petitioner </w:t>
+      </w:r>
+      <w:proofErr w:type="gramStart"/>
+      <w:r>
+        <w:rPr>
+          <w:color w:val="000000"/>
+        </w:rPr>
+        <w:t>alias: {</w:t>
+      </w:r>
+      <w:proofErr w:type="gramEnd"/>
+      <w:r>
+        <w:rPr>
+          <w:color w:val="000000"/>
+        </w:rPr>
+        <w:t>%</w:t>
+      </w:r>
+      <w:r>
+        <w:rPr>
+          <w:color w:val="000000"/>
+          <w:highlight w:val="cyan"/>
+        </w:rPr>
+        <w:t xml:space="preserve"> if </w:t>
+      </w:r>
+      <w:proofErr w:type="spellStart"/>
+      <w:r>
+        <w:rPr>
+          <w:color w:val="000000"/>
+          <w:highlight w:val="cyan"/>
+        </w:rPr>
+        <w:t>user_</w:t>
+      </w:r>
+      <w:proofErr w:type="gramStart"/>
+      <w:r>
+        <w:rPr>
+          <w:color w:val="000000"/>
+          <w:highlight w:val="cyan"/>
+        </w:rPr>
+        <w:t>alias.there</w:t>
+      </w:r>
+      <w:proofErr w:type="gramEnd"/>
+      <w:r>
+        <w:rPr>
+          <w:color w:val="000000"/>
+          <w:highlight w:val="cyan"/>
+        </w:rPr>
+        <w:t>_are_any</w:t>
+      </w:r>
+      <w:proofErr w:type="spellEnd"/>
+      <w:r>
+        <w:rPr>
+          <w:color w:val="000000"/>
+          <w:highlight w:val="cyan"/>
+        </w:rPr>
+        <w:t xml:space="preserve"> </w:t>
+      </w:r>
+      <w:proofErr w:type="gramStart"/>
+      <w:r>
+        <w:rPr>
+          <w:color w:val="000000"/>
         </w:rPr>
         <w:t>%}{{</w:t>
       </w:r>
       <w:r>
         <w:rPr>
           <w:color w:val="000000"/>
-          <w:sz w:val="20"/>
-          <w:szCs w:val="20"/>
           <w:highlight w:val="yellow"/>
         </w:rPr>
-        <w:t xml:space="preserve"> comma_list(user_alias</w:t>
-      </w:r>
-      <w:r>
-        <w:rPr>
-          <w:color w:val="000000"/>
-          <w:sz w:val="20"/>
-          <w:szCs w:val="20"/>
+        <w:t xml:space="preserve"> </w:t>
+      </w:r>
+      <w:proofErr w:type="spellStart"/>
+      <w:r>
+        <w:rPr>
+          <w:color w:val="000000"/>
           <w:highlight w:val="yellow"/>
         </w:rPr>
+        <w:t>comma</w:t>
+      </w:r>
+      <w:proofErr w:type="gramEnd"/>
+      <w:r>
+        <w:rPr>
+          <w:color w:val="000000"/>
+          <w:highlight w:val="yellow"/>
+        </w:rPr>
         <w:t>_list</w:t>
       </w:r>
-      <w:r>
-        <w:rPr>
-          <w:color w:val="000000"/>
-          <w:sz w:val="20"/>
-          <w:szCs w:val="20"/>
+      <w:proofErr w:type="spellEnd"/>
+      <w:r>
+        <w:rPr>
+          <w:color w:val="000000"/>
           <w:highlight w:val="yellow"/>
         </w:rPr>
+        <w:t>(</w:t>
+      </w:r>
+      <w:proofErr w:type="spellStart"/>
+      <w:r>
+        <w:rPr>
+          <w:color w:val="000000"/>
+          <w:highlight w:val="yellow"/>
+        </w:rPr>
+        <w:t>user_alias</w:t>
+      </w:r>
+      <w:r>
+        <w:rPr>
+          <w:color w:val="000000"/>
+          <w:highlight w:val="yellow"/>
+        </w:rPr>
+        <w:t>_list</w:t>
+      </w:r>
+      <w:proofErr w:type="spellEnd"/>
+      <w:proofErr w:type="gramStart"/>
+      <w:r>
+        <w:rPr>
+          <w:color w:val="000000"/>
+          <w:highlight w:val="yellow"/>
+        </w:rPr>
         <w:t xml:space="preserve">) </w:t>
       </w:r>
       <w:r>
         <w:rPr>
           <w:color w:val="000000"/>
-          <w:sz w:val="20"/>
-          <w:szCs w:val="20"/>
-        </w:rPr>
-        <w:t>}}{%</w:t>
-      </w:r>
-      <w:r>
-        <w:rPr>
-          <w:color w:val="000000"/>
-          <w:sz w:val="20"/>
-          <w:szCs w:val="20"/>
+        </w:rPr>
+        <w:t>}}{</w:t>
+      </w:r>
+      <w:proofErr w:type="gramEnd"/>
+      <w:r>
+        <w:rPr>
+          <w:color w:val="000000"/>
+        </w:rPr>
+        <w:t>%</w:t>
+      </w:r>
+      <w:r>
+        <w:rPr>
+          <w:color w:val="000000"/>
           <w:highlight w:val="cyan"/>
         </w:rPr>
         <w:t xml:space="preserve"> else </w:t>
       </w:r>
-      <w:r>
-        <w:rPr>
-          <w:color w:val="000000"/>
-          <w:sz w:val="20"/>
-          <w:szCs w:val="20"/>
-        </w:rPr>
-        <w:t>%}None{%</w:t>
-      </w:r>
-      <w:r>
-        <w:rPr>
-          <w:color w:val="000000"/>
-          <w:sz w:val="20"/>
-          <w:szCs w:val="20"/>
-          <w:highlight w:val="cyan"/>
-        </w:rPr>
-        <w:t xml:space="preserve"> endif </w:t>
-      </w:r>
-      <w:r>
-        <w:rPr>
-          <w:color w:val="000000"/>
-          <w:sz w:val="20"/>
-          <w:szCs w:val="20"/>
-        </w:rPr>
-        <w:t>%}.</w:t>
-      </w:r>
+      <w:proofErr w:type="gramStart"/>
+      <w:r>
+        <w:rPr>
+          <w:color w:val="000000"/>
+        </w:rPr>
+        <w:t>%}None</w:t>
+      </w:r>
+      <w:proofErr w:type="gramEnd"/>
+      <w:r>
+        <w:rPr>
+          <w:color w:val="000000"/>
+        </w:rPr>
+        <w:t>{%</w:t>
+      </w:r>
+      <w:r>
+        <w:rPr>
+          <w:color w:val="000000"/>
+          <w:highlight w:val="cyan"/>
+        </w:rPr>
+        <w:t xml:space="preserve"> </w:t>
+      </w:r>
+      <w:proofErr w:type="gramStart"/>
+      <w:r>
+        <w:rPr>
+          <w:color w:val="000000"/>
+          <w:highlight w:val="cyan"/>
+        </w:rPr>
+        <w:t xml:space="preserve">endif </w:t>
+      </w:r>
+      <w:r>
+        <w:rPr>
+          <w:color w:val="000000"/>
+        </w:rPr>
+        <w:t>%}</w:t>
+      </w:r>
+      <w:proofErr w:type="gramEnd"/>
+      <w:r>
+        <w:rPr>
+          <w:color w:val="000000"/>
+        </w:rPr>
+        <w:t>.</w:t>
+      </w:r>
+    </w:p>
+    <w:p>
+      <w:pPr>
+        <w:widowControl w:val="0"/>
+        <w:pBdr>
+          <w:top w:val="nil"/>
+          <w:left w:val="nil"/>
+          <w:bottom w:val="nil"/>
+          <w:right w:val="nil"/>
+          <w:between w:val="nil"/>
+        </w:pBdr>
+        <w:spacing w:line="240" w:lineRule="auto"/>
+        <w:ind w:left="360"/>
+        <w:rPr>
+          <w:color w:val="000000"/>
+        </w:rPr>
+      </w:pPr>
+    </w:p>
+    <w:p>
+      <w:pPr>
+        <w:widowControl w:val="0"/>
+        <w:pBdr>
+          <w:top w:val="nil"/>
+          <w:left w:val="nil"/>
+          <w:bottom w:val="nil"/>
+          <w:right w:val="nil"/>
+          <w:between w:val="nil"/>
+        </w:pBdr>
+        <w:spacing w:line="240" w:lineRule="auto"/>
+        <w:ind w:left="360"/>
+        <w:rPr>
+          <w:color w:val="000000"/>
+        </w:rPr>
+      </w:pPr>
+      <w:r>
+        <w:rPr>
+          <w:color w:val="000000"/>
+        </w:rPr>
+        <w:t xml:space="preserve">Respondent </w:t>
+      </w:r>
+      <w:proofErr w:type="gramStart"/>
+      <w:r>
+        <w:rPr>
+          <w:color w:val="000000"/>
+        </w:rPr>
+        <w:t>alias: {</w:t>
+      </w:r>
+      <w:proofErr w:type="gramEnd"/>
+      <w:r>
+        <w:rPr>
+          <w:color w:val="000000"/>
+        </w:rPr>
+        <w:t>%</w:t>
+      </w:r>
+      <w:r>
+        <w:rPr>
+          <w:color w:val="000000"/>
+          <w:highlight w:val="cyan"/>
+        </w:rPr>
+        <w:t xml:space="preserve"> if </w:t>
+      </w:r>
+      <w:proofErr w:type="spellStart"/>
+      <w:r>
+        <w:rPr>
+          <w:color w:val="000000"/>
+          <w:highlight w:val="cyan"/>
+        </w:rPr>
+        <w:t>other_party_</w:t>
+      </w:r>
+      <w:proofErr w:type="gramStart"/>
+      <w:r>
+        <w:rPr>
+          <w:color w:val="000000"/>
+          <w:highlight w:val="cyan"/>
+        </w:rPr>
+        <w:t>alias.there</w:t>
+      </w:r>
+      <w:proofErr w:type="gramEnd"/>
+      <w:r>
+        <w:rPr>
+          <w:color w:val="000000"/>
+          <w:highlight w:val="cyan"/>
+        </w:rPr>
+        <w:t>_are_any</w:t>
+      </w:r>
+      <w:proofErr w:type="spellEnd"/>
+      <w:r>
+        <w:rPr>
+          <w:color w:val="000000"/>
+          <w:highlight w:val="cyan"/>
+        </w:rPr>
+        <w:t xml:space="preserve"> </w:t>
+      </w:r>
+      <w:proofErr w:type="gramStart"/>
+      <w:r>
+        <w:rPr>
+          <w:color w:val="000000"/>
+        </w:rPr>
+        <w:t>%}{{</w:t>
+      </w:r>
+      <w:r>
+        <w:rPr>
+          <w:color w:val="000000"/>
+          <w:highlight w:val="yellow"/>
+        </w:rPr>
+        <w:t xml:space="preserve"> </w:t>
+      </w:r>
+      <w:proofErr w:type="spellStart"/>
+      <w:r>
+        <w:rPr>
+          <w:color w:val="000000"/>
+          <w:highlight w:val="yellow"/>
+        </w:rPr>
+        <w:t>comma</w:t>
+      </w:r>
+      <w:proofErr w:type="gramEnd"/>
+      <w:r>
+        <w:rPr>
+          <w:color w:val="000000"/>
+          <w:highlight w:val="yellow"/>
+        </w:rPr>
+        <w:t>_list</w:t>
+      </w:r>
+      <w:proofErr w:type="spellEnd"/>
+      <w:r>
+        <w:rPr>
+          <w:color w:val="000000"/>
+          <w:highlight w:val="yellow"/>
+        </w:rPr>
+        <w:t>(</w:t>
+      </w:r>
+      <w:proofErr w:type="spellStart"/>
+      <w:r>
+        <w:rPr>
+          <w:color w:val="000000"/>
+          <w:highlight w:val="yellow"/>
+        </w:rPr>
+        <w:t>other_party_alias</w:t>
+      </w:r>
+      <w:r>
+        <w:rPr>
+          <w:color w:val="000000"/>
+          <w:highlight w:val="yellow"/>
+        </w:rPr>
+        <w:t>_list</w:t>
+      </w:r>
+      <w:proofErr w:type="spellEnd"/>
+      <w:proofErr w:type="gramStart"/>
+      <w:r>
+        <w:rPr>
+          <w:color w:val="000000"/>
+          <w:highlight w:val="yellow"/>
+        </w:rPr>
+        <w:t xml:space="preserve">) </w:t>
+      </w:r>
+      <w:r>
+        <w:rPr>
+          <w:color w:val="000000"/>
+        </w:rPr>
+        <w:t>}}{</w:t>
+      </w:r>
+      <w:proofErr w:type="gramEnd"/>
+      <w:r>
+        <w:rPr>
+          <w:color w:val="000000"/>
+        </w:rPr>
+        <w:t>%</w:t>
+      </w:r>
+      <w:r>
+        <w:rPr>
+          <w:color w:val="000000"/>
+          <w:highlight w:val="cyan"/>
+        </w:rPr>
+        <w:t xml:space="preserve"> </w:t>
+      </w:r>
+      <w:proofErr w:type="spellStart"/>
+      <w:r>
+        <w:rPr>
+          <w:color w:val="000000"/>
+          <w:highlight w:val="cyan"/>
+        </w:rPr>
+        <w:t>elif</w:t>
+      </w:r>
+      <w:proofErr w:type="spellEnd"/>
+      <w:r>
+        <w:rPr>
+          <w:color w:val="000000"/>
+          <w:highlight w:val="cyan"/>
+        </w:rPr>
+        <w:t xml:space="preserve"> </w:t>
+      </w:r>
+      <w:proofErr w:type="spellStart"/>
+      <w:r>
+        <w:rPr>
+          <w:color w:val="000000"/>
+          <w:highlight w:val="cyan"/>
+        </w:rPr>
+        <w:t>other_party_</w:t>
+      </w:r>
+      <w:proofErr w:type="gramStart"/>
+      <w:r>
+        <w:rPr>
+          <w:color w:val="000000"/>
+          <w:highlight w:val="cyan"/>
+        </w:rPr>
+        <w:t>alias.there</w:t>
+      </w:r>
+      <w:proofErr w:type="gramEnd"/>
+      <w:r>
+        <w:rPr>
+          <w:color w:val="000000"/>
+          <w:highlight w:val="cyan"/>
+        </w:rPr>
+        <w:t>_are_any</w:t>
+      </w:r>
+      <w:proofErr w:type="spellEnd"/>
+      <w:r>
+        <w:rPr>
+          <w:color w:val="000000"/>
+          <w:highlight w:val="cyan"/>
+        </w:rPr>
+        <w:t xml:space="preserve"> is none </w:t>
+      </w:r>
+      <w:proofErr w:type="gramStart"/>
+      <w:r>
+        <w:rPr>
+          <w:color w:val="000000"/>
+        </w:rPr>
+        <w:t>%}Unknown</w:t>
+      </w:r>
+      <w:proofErr w:type="gramEnd"/>
+      <w:r>
+        <w:rPr>
+          <w:color w:val="000000"/>
+        </w:rPr>
+        <w:t>{%</w:t>
+      </w:r>
+      <w:r>
+        <w:rPr>
+          <w:color w:val="000000"/>
+          <w:highlight w:val="cyan"/>
+        </w:rPr>
+        <w:t xml:space="preserve"> else </w:t>
+      </w:r>
+      <w:proofErr w:type="gramStart"/>
+      <w:r>
+        <w:rPr>
+          <w:color w:val="000000"/>
+        </w:rPr>
+        <w:t>%}None</w:t>
+      </w:r>
+      <w:proofErr w:type="gramEnd"/>
+      <w:r>
+        <w:rPr>
+          <w:color w:val="000000"/>
+        </w:rPr>
+        <w:t>{%</w:t>
+      </w:r>
+      <w:r>
+        <w:rPr>
+          <w:color w:val="000000"/>
+          <w:highlight w:val="cyan"/>
+        </w:rPr>
+        <w:t xml:space="preserve"> </w:t>
+      </w:r>
+      <w:proofErr w:type="gramStart"/>
+      <w:r>
+        <w:rPr>
+          <w:color w:val="000000"/>
+          <w:highlight w:val="cyan"/>
+        </w:rPr>
+        <w:t xml:space="preserve">endif </w:t>
+      </w:r>
+      <w:r>
+        <w:rPr>
+          <w:color w:val="000000"/>
+        </w:rPr>
+        <w:t>%}</w:t>
+      </w:r>
+      <w:proofErr w:type="gramEnd"/>
+      <w:r>
+        <w:rPr>
+          <w:color w:val="000000"/>
+        </w:rPr>
+        <w:t>.</w:t>
+      </w:r>
+    </w:p>
+    <w:p>
+      <w:pPr>
+        <w:widowControl w:val="0"/>
+        <w:pBdr>
+          <w:top w:val="nil"/>
+          <w:left w:val="nil"/>
+          <w:bottom w:val="nil"/>
+          <w:right w:val="nil"/>
+          <w:between w:val="nil"/>
+        </w:pBdr>
+        <w:spacing w:line="240" w:lineRule="auto"/>
+        <w:ind w:left="360" w:firstLine="332"/>
+        <w:rPr>
+          <w:color w:val="000000"/>
+        </w:rPr>
+      </w:pPr>
+      <w:r>
+        <w:rPr>
+          <w:color w:val="000000"/>
+        </w:rPr>
+        <w:t>{%</w:t>
+      </w:r>
+      <w:r>
+        <w:rPr>
+          <w:color w:val="000000"/>
+          <w:highlight w:val="cyan"/>
+        </w:rPr>
+        <w:t xml:space="preserve">p if </w:t>
+      </w:r>
+      <w:proofErr w:type="spellStart"/>
+      <w:r>
+        <w:rPr>
+          <w:color w:val="000000"/>
+          <w:highlight w:val="cyan"/>
+        </w:rPr>
+        <w:t>petitioner_is_emancipated_</w:t>
+      </w:r>
+      <w:proofErr w:type="gramStart"/>
+      <w:r>
+        <w:rPr>
+          <w:color w:val="000000"/>
+          <w:highlight w:val="cyan"/>
+        </w:rPr>
+        <w:t>minor</w:t>
+      </w:r>
+      <w:proofErr w:type="spellEnd"/>
+      <w:r>
+        <w:rPr>
+          <w:color w:val="000000"/>
+          <w:highlight w:val="cyan"/>
+        </w:rPr>
+        <w:t xml:space="preserve"> </w:t>
+      </w:r>
+      <w:r>
+        <w:rPr>
+          <w:color w:val="000000"/>
+        </w:rPr>
+        <w:t>%}</w:t>
+      </w:r>
+      <w:proofErr w:type="gramEnd"/>
+    </w:p>
+    <w:p>
+      <w:pPr>
+        <w:widowControl w:val="0"/>
+        <w:pBdr>
+          <w:top w:val="nil"/>
+          <w:left w:val="nil"/>
+          <w:bottom w:val="nil"/>
+          <w:right w:val="nil"/>
+          <w:between w:val="nil"/>
+        </w:pBdr>
+        <w:spacing w:line="240" w:lineRule="auto"/>
+        <w:ind w:left="360"/>
+        <w:rPr>
+          <w:color w:val="000000"/>
+        </w:rPr>
+      </w:pPr>
+    </w:p>
+    <w:p>
+      <w:pPr>
+        <w:widowControl w:val="0"/>
+        <w:pBdr>
+          <w:top w:val="nil"/>
+          <w:left w:val="nil"/>
+          <w:bottom w:val="nil"/>
+          <w:right w:val="nil"/>
+          <w:between w:val="nil"/>
+        </w:pBdr>
+        <w:spacing w:before="51" w:line="240" w:lineRule="auto"/>
+        <w:ind w:left="360" w:firstLine="332"/>
+        <w:rPr>
+          <w:color w:val="000000"/>
+        </w:rPr>
+      </w:pPr>
+      <w:r>
+        <w:rPr>
+          <w:color w:val="000000"/>
+        </w:rPr>
+        <w:t>Petitioner is an emancipated minor.</w:t>
+      </w:r>
+    </w:p>
+    <w:p>
+      <w:pPr>
+        <w:widowControl w:val="0"/>
+        <w:pBdr>
+          <w:top w:val="nil"/>
+          <w:left w:val="nil"/>
+          <w:bottom w:val="nil"/>
+          <w:right w:val="nil"/>
+          <w:between w:val="nil"/>
+        </w:pBdr>
+        <w:spacing w:line="240" w:lineRule="auto"/>
+        <w:ind w:left="360" w:firstLine="332"/>
+        <w:rPr>
+          <w:color w:val="000000"/>
+        </w:rPr>
+      </w:pPr>
+      <w:r>
+        <w:rPr>
+          <w:color w:val="000000"/>
+        </w:rPr>
+        <w:t>{%</w:t>
+      </w:r>
+      <w:r>
+        <w:rPr>
+          <w:color w:val="000000"/>
+          <w:highlight w:val="cyan"/>
+        </w:rPr>
+        <w:t xml:space="preserve">p </w:t>
+      </w:r>
+      <w:proofErr w:type="gramStart"/>
+      <w:r>
+        <w:rPr>
+          <w:color w:val="000000"/>
+          <w:highlight w:val="cyan"/>
+        </w:rPr>
+        <w:t xml:space="preserve">endif </w:t>
+      </w:r>
+      <w:r>
+        <w:rPr>
+          <w:color w:val="000000"/>
+        </w:rPr>
+        <w:t>%}</w:t>
+      </w:r>
+      <w:proofErr w:type="gramEnd"/>
+    </w:p>
+    <w:p>
+      <w:pPr>
+        <w:widowControl w:val="0"/>
+        <w:pBdr>
+          <w:top w:val="nil"/>
+          <w:left w:val="nil"/>
+          <w:bottom w:val="nil"/>
+          <w:right w:val="nil"/>
+          <w:between w:val="nil"/>
+        </w:pBdr>
+        <w:spacing w:line="240" w:lineRule="auto"/>
+        <w:ind w:left="360" w:firstLine="332"/>
+        <w:rPr>
+          <w:color w:val="000000"/>
+        </w:rPr>
+      </w:pPr>
+      <w:r>
+        <w:rPr>
+          <w:color w:val="000000"/>
+        </w:rPr>
+        <w:t xml:space="preserve">{%p if </w:t>
+      </w:r>
+      <w:proofErr w:type="spellStart"/>
+      <w:r>
+        <w:rPr>
+          <w:color w:val="000000"/>
+        </w:rPr>
+        <w:t>respondent_is_emancipated_</w:t>
+      </w:r>
+      <w:proofErr w:type="gramStart"/>
+      <w:r>
+        <w:rPr>
+          <w:color w:val="000000"/>
+        </w:rPr>
+        <w:t>minor</w:t>
+      </w:r>
+      <w:proofErr w:type="spellEnd"/>
+      <w:r>
+        <w:rPr>
+          <w:color w:val="000000"/>
+        </w:rPr>
+        <w:t xml:space="preserve"> %}</w:t>
+      </w:r>
+      <w:proofErr w:type="gramEnd"/>
+    </w:p>
+    <w:p>
+      <w:pPr>
+        <w:widowControl w:val="0"/>
+        <w:pBdr>
+          <w:top w:val="nil"/>
+          <w:left w:val="nil"/>
+          <w:bottom w:val="nil"/>
+          <w:right w:val="nil"/>
+          <w:between w:val="nil"/>
+        </w:pBdr>
+        <w:spacing w:line="240" w:lineRule="auto"/>
+        <w:ind w:left="360" w:firstLine="332"/>
+        <w:rPr>
+          <w:color w:val="000000"/>
+        </w:rPr>
+      </w:pPr>
+    </w:p>
+    <w:p>
+      <w:pPr>
+        <w:widowControl w:val="0"/>
+        <w:pBdr>
+          <w:top w:val="nil"/>
+          <w:left w:val="nil"/>
+          <w:bottom w:val="nil"/>
+          <w:right w:val="nil"/>
+          <w:between w:val="nil"/>
+        </w:pBdr>
+        <w:spacing w:before="51" w:line="240" w:lineRule="auto"/>
+        <w:ind w:left="360" w:firstLine="332"/>
+        <w:rPr>
+          <w:color w:val="000000"/>
+        </w:rPr>
+      </w:pPr>
+      <w:r>
+        <w:rPr>
+          <w:color w:val="000000"/>
+        </w:rPr>
+        <w:t>Respondent is an emancipated minor.</w:t>
+      </w:r>
+    </w:p>
+    <w:p>
+      <w:pPr>
+        <w:widowControl w:val="0"/>
+        <w:pBdr>
+          <w:top w:val="nil"/>
+          <w:left w:val="nil"/>
+          <w:bottom w:val="nil"/>
+          <w:right w:val="nil"/>
+          <w:between w:val="nil"/>
+        </w:pBdr>
+        <w:spacing w:line="240" w:lineRule="auto"/>
+        <w:ind w:left="360" w:firstLine="332"/>
+        <w:rPr>
+          <w:color w:val="000000"/>
+        </w:rPr>
+      </w:pPr>
+      <w:r>
+        <w:rPr>
+          <w:color w:val="000000"/>
+        </w:rPr>
+        <w:t xml:space="preserve">{%p </w:t>
+      </w:r>
+      <w:proofErr w:type="gramStart"/>
+      <w:r>
+        <w:rPr>
+          <w:color w:val="000000"/>
+        </w:rPr>
+        <w:t>endif %}</w:t>
+      </w:r>
+      <w:proofErr w:type="gramEnd"/>
+    </w:p>
+    <w:p>
+      <w:pPr>
+        <w:widowControl w:val="0"/>
+        <w:pBdr>
+          <w:top w:val="nil"/>
+          <w:left w:val="nil"/>
+          <w:bottom w:val="nil"/>
+          <w:right w:val="nil"/>
+          <w:between w:val="nil"/>
+        </w:pBdr>
+        <w:spacing w:line="240" w:lineRule="auto"/>
+        <w:ind w:left="360"/>
+        <w:rPr>
+          <w:color w:val="000000"/>
+        </w:rPr>
+      </w:pPr>
+      <w:r>
+        <w:rPr>
+          <w:color w:val="000000"/>
+        </w:rPr>
+        <w:t>{%</w:t>
+      </w:r>
+      <w:r>
+        <w:rPr>
+          <w:color w:val="000000"/>
+          <w:highlight w:val="cyan"/>
+        </w:rPr>
+        <w:t xml:space="preserve">p if </w:t>
+      </w:r>
+      <w:proofErr w:type="spellStart"/>
+      <w:r>
+        <w:rPr>
+          <w:color w:val="000000"/>
+          <w:highlight w:val="cyan"/>
+        </w:rPr>
+        <w:t>relationship_to_respondent_</w:t>
+      </w:r>
+      <w:proofErr w:type="gramStart"/>
+      <w:r>
+        <w:rPr>
+          <w:color w:val="000000"/>
+          <w:highlight w:val="cyan"/>
+        </w:rPr>
+        <w:t>exp</w:t>
+      </w:r>
+      <w:proofErr w:type="spellEnd"/>
+      <w:r>
+        <w:rPr>
+          <w:color w:val="000000"/>
+          <w:highlight w:val="cyan"/>
+        </w:rPr>
+        <w:t xml:space="preserve"> </w:t>
+      </w:r>
+      <w:r>
+        <w:rPr>
+          <w:color w:val="000000"/>
+        </w:rPr>
+        <w:t>%}</w:t>
+      </w:r>
+      <w:proofErr w:type="gramEnd"/>
+    </w:p>
+    <w:p>
+      <w:pPr>
+        <w:widowControl w:val="0"/>
+        <w:pBdr>
+          <w:top w:val="nil"/>
+          <w:left w:val="nil"/>
+          <w:bottom w:val="nil"/>
+          <w:right w:val="nil"/>
+          <w:between w:val="nil"/>
+        </w:pBdr>
+        <w:spacing w:line="240" w:lineRule="auto"/>
+        <w:ind w:left="360"/>
+        <w:rPr>
+          <w:color w:val="000000"/>
+        </w:rPr>
+      </w:pPr>
+    </w:p>
+    <w:p>
+      <w:pPr>
+        <w:widowControl w:val="0"/>
+        <w:pBdr>
+          <w:top w:val="nil"/>
+          <w:left w:val="nil"/>
+          <w:bottom w:val="nil"/>
+          <w:right w:val="nil"/>
+          <w:between w:val="nil"/>
+        </w:pBdr>
+        <w:spacing w:line="240" w:lineRule="auto"/>
+        <w:ind w:left="360"/>
+        <w:rPr>
+          <w:color w:val="000000"/>
+        </w:rPr>
+      </w:pPr>
+      <w:r>
+        <w:rPr>
+          <w:color w:val="000000"/>
+        </w:rPr>
+        <w:t xml:space="preserve">The parties’ relationship is as follows: </w:t>
+      </w:r>
+      <w:proofErr w:type="gramStart"/>
+      <w:r>
+        <w:rPr>
+          <w:color w:val="000000"/>
+        </w:rPr>
+        <w:t>{{</w:t>
+      </w:r>
+      <w:r>
+        <w:rPr>
+          <w:color w:val="000000"/>
+          <w:highlight w:val="yellow"/>
+        </w:rPr>
+        <w:t xml:space="preserve"> </w:t>
+      </w:r>
+      <w:proofErr w:type="spellStart"/>
+      <w:r>
+        <w:rPr>
+          <w:color w:val="000000"/>
+          <w:highlight w:val="yellow"/>
+        </w:rPr>
+        <w:t>fix</w:t>
+      </w:r>
+      <w:proofErr w:type="gramEnd"/>
+      <w:r>
+        <w:rPr>
+          <w:color w:val="000000"/>
+          <w:highlight w:val="yellow"/>
+        </w:rPr>
+        <w:t>_punctuation</w:t>
+      </w:r>
+      <w:proofErr w:type="spellEnd"/>
+      <w:r>
+        <w:rPr>
+          <w:color w:val="000000"/>
+          <w:highlight w:val="yellow"/>
+        </w:rPr>
+        <w:t>(</w:t>
+      </w:r>
+      <w:proofErr w:type="spellStart"/>
+      <w:r>
+        <w:rPr>
+          <w:color w:val="000000"/>
+          <w:highlight w:val="yellow"/>
+        </w:rPr>
+        <w:t>relationship_to_respondent_exp</w:t>
+      </w:r>
+      <w:proofErr w:type="spellEnd"/>
+      <w:proofErr w:type="gramStart"/>
+      <w:r>
+        <w:rPr>
+          <w:color w:val="000000"/>
+          <w:highlight w:val="yellow"/>
+        </w:rPr>
+        <w:t>)</w:t>
+      </w:r>
+      <w:r>
+        <w:rPr>
+          <w:color w:val="000000"/>
+          <w:highlight w:val="yellow"/>
+        </w:rPr>
+        <w:t xml:space="preserve"> </w:t>
+      </w:r>
+      <w:r>
+        <w:rPr>
+          <w:color w:val="000000"/>
+        </w:rPr>
+        <w:t>}</w:t>
+      </w:r>
+      <w:proofErr w:type="gramEnd"/>
+      <w:r>
+        <w:rPr>
+          <w:color w:val="000000"/>
+        </w:rPr>
+        <w:t>}</w:t>
+      </w:r>
+    </w:p>
+    <w:p>
+      <w:pPr>
+        <w:widowControl w:val="0"/>
+        <w:pBdr>
+          <w:top w:val="nil"/>
+          <w:left w:val="nil"/>
+          <w:bottom w:val="nil"/>
+          <w:right w:val="nil"/>
+          <w:between w:val="nil"/>
+        </w:pBdr>
+        <w:spacing w:line="240" w:lineRule="auto"/>
+        <w:ind w:left="360"/>
+        <w:rPr>
+          <w:color w:val="000000"/>
+        </w:rPr>
+      </w:pPr>
+      <w:r>
+        <w:rPr>
+          <w:color w:val="000000"/>
+        </w:rPr>
+        <w:t>{%</w:t>
+      </w:r>
+      <w:r>
+        <w:rPr>
+          <w:color w:val="000000"/>
+          <w:highlight w:val="cyan"/>
+        </w:rPr>
+        <w:t xml:space="preserve">p </w:t>
+      </w:r>
+      <w:proofErr w:type="gramStart"/>
+      <w:r>
+        <w:rPr>
+          <w:color w:val="000000"/>
+          <w:highlight w:val="cyan"/>
+        </w:rPr>
+        <w:t xml:space="preserve">endif </w:t>
+      </w:r>
+      <w:r>
+        <w:rPr>
+          <w:color w:val="000000"/>
+        </w:rPr>
+        <w:t>%}</w:t>
+      </w:r>
+      <w:proofErr w:type="gramEnd"/>
+    </w:p>
+    <w:p>
+      <w:pPr>
+        <w:widowControl w:val="0"/>
+        <w:pBdr>
+          <w:top w:val="nil"/>
+          <w:left w:val="nil"/>
+          <w:bottom w:val="nil"/>
+          <w:right w:val="nil"/>
+          <w:between w:val="nil"/>
+        </w:pBdr>
+        <w:spacing w:line="240" w:lineRule="auto"/>
+        <w:ind w:left="360"/>
+        <w:rPr>
+          <w:color w:val="000000"/>
+        </w:rPr>
+      </w:pPr>
+      <w:r>
+        <w:rPr>
+          <w:color w:val="000000"/>
+        </w:rPr>
+        <w:t>{%</w:t>
+      </w:r>
+      <w:r>
+        <w:rPr>
+          <w:color w:val="000000"/>
+          <w:highlight w:val="cyan"/>
+        </w:rPr>
+        <w:t>p if</w:t>
+      </w:r>
+      <w:r>
+        <w:rPr>
+          <w:color w:val="000000"/>
+          <w:highlight w:val="cyan"/>
+        </w:rPr>
+        <w:t xml:space="preserve"> not </w:t>
+      </w:r>
+      <w:proofErr w:type="spellStart"/>
+      <w:r>
+        <w:rPr>
+          <w:color w:val="000000"/>
+          <w:highlight w:val="cyan"/>
+        </w:rPr>
+        <w:t>respondent_sexual_assault_conviction</w:t>
+      </w:r>
+      <w:proofErr w:type="spellEnd"/>
+      <w:r>
+        <w:rPr>
+          <w:color w:val="000000"/>
+          <w:highlight w:val="cyan"/>
+        </w:rPr>
+        <w:t xml:space="preserve"> and (not </w:t>
+      </w:r>
+      <w:proofErr w:type="spellStart"/>
+      <w:r>
+        <w:rPr>
+          <w:color w:val="000000"/>
+          <w:highlight w:val="cyan"/>
+        </w:rPr>
+        <w:t>petitioner_is_minor</w:t>
+      </w:r>
+      <w:proofErr w:type="spellEnd"/>
+      <w:r>
+        <w:rPr>
+          <w:color w:val="000000"/>
+          <w:highlight w:val="cyan"/>
+        </w:rPr>
+        <w:t xml:space="preserve"> or not </w:t>
+      </w:r>
+      <w:proofErr w:type="spellStart"/>
+      <w:r>
+        <w:rPr>
+          <w:color w:val="000000"/>
+          <w:highlight w:val="cyan"/>
+        </w:rPr>
+        <w:t>obscene_material_conviction</w:t>
+      </w:r>
+      <w:proofErr w:type="spellEnd"/>
+      <w:r>
+        <w:rPr>
+          <w:color w:val="000000"/>
+          <w:highlight w:val="cyan"/>
+        </w:rPr>
+        <w:t xml:space="preserve">) and </w:t>
+      </w:r>
+      <w:proofErr w:type="spellStart"/>
+      <w:r>
+        <w:rPr>
+          <w:color w:val="000000"/>
+          <w:highlight w:val="cyan"/>
+        </w:rPr>
+        <w:t>fears_future_sexual_assault</w:t>
+      </w:r>
+      <w:proofErr w:type="spellEnd"/>
+      <w:r>
+        <w:rPr>
+          <w:color w:val="000000"/>
+          <w:highlight w:val="cyan"/>
+        </w:rPr>
+        <w:t xml:space="preserve"> </w:t>
+      </w:r>
+      <w:r>
+        <w:rPr>
+          <w:color w:val="000000"/>
+        </w:rPr>
+        <w:t>%}</w:t>
+      </w:r>
+    </w:p>
+    <w:p>
+      <w:pPr>
+        <w:widowControl w:val="0"/>
+        <w:pBdr>
+          <w:top w:val="nil"/>
+          <w:left w:val="nil"/>
+          <w:bottom w:val="nil"/>
+          <w:right w:val="nil"/>
+          <w:between w:val="nil"/>
+        </w:pBdr>
+        <w:spacing w:line="240" w:lineRule="auto"/>
+        <w:ind w:left="360"/>
+        <w:rPr>
+          <w:color w:val="000000"/>
+        </w:rPr>
+      </w:pPr>
+    </w:p>
+    <w:p>
+      <w:pPr>
+        <w:widowControl w:val="0"/>
+        <w:pBdr>
+          <w:top w:val="nil"/>
+          <w:left w:val="nil"/>
+          <w:bottom w:val="nil"/>
+          <w:right w:val="nil"/>
+          <w:between w:val="nil"/>
+        </w:pBdr>
+        <w:spacing w:line="240" w:lineRule="auto"/>
+        <w:ind w:left="360"/>
+        <w:rPr>
+          <w:color w:val="000000"/>
+        </w:rPr>
+      </w:pPr>
+      <w:r>
+        <w:rPr>
+          <w:color w:val="000000"/>
+        </w:rPr>
+        <w:t xml:space="preserve">I have reasonable apprehension of sexual assault because of the following: </w:t>
+      </w:r>
+      <w:proofErr w:type="gramStart"/>
+      <w:r>
+        <w:rPr>
+          <w:color w:val="000000"/>
+        </w:rPr>
+        <w:t>{{</w:t>
+      </w:r>
+      <w:r>
+        <w:rPr>
+          <w:color w:val="000000"/>
+          <w:highlight w:val="yellow"/>
+        </w:rPr>
+        <w:t xml:space="preserve"> </w:t>
+      </w:r>
+      <w:proofErr w:type="spellStart"/>
+      <w:r>
+        <w:rPr>
+          <w:color w:val="000000"/>
+          <w:highlight w:val="yellow"/>
+        </w:rPr>
+        <w:t>fix</w:t>
+      </w:r>
+      <w:proofErr w:type="gramEnd"/>
+      <w:r>
+        <w:rPr>
+          <w:color w:val="000000"/>
+          <w:highlight w:val="yellow"/>
+        </w:rPr>
+        <w:t>_punctuation</w:t>
+      </w:r>
+      <w:proofErr w:type="spellEnd"/>
+      <w:r>
+        <w:rPr>
+          <w:color w:val="000000"/>
+          <w:highlight w:val="yellow"/>
+        </w:rPr>
+        <w:t>(</w:t>
+      </w:r>
+      <w:proofErr w:type="spellStart"/>
+      <w:r>
+        <w:rPr>
+          <w:color w:val="000000"/>
+          <w:highlight w:val="yellow"/>
+        </w:rPr>
+        <w:t>potential_sexual_assault_exp</w:t>
+      </w:r>
+      <w:proofErr w:type="spellEnd"/>
+      <w:proofErr w:type="gramStart"/>
+      <w:r>
+        <w:rPr>
+          <w:color w:val="000000"/>
+          <w:highlight w:val="yellow"/>
+        </w:rPr>
+        <w:t>)</w:t>
+      </w:r>
+      <w:r>
+        <w:rPr>
+          <w:color w:val="000000"/>
+          <w:highlight w:val="yellow"/>
+        </w:rPr>
+        <w:t xml:space="preserve"> </w:t>
+      </w:r>
+      <w:r>
+        <w:rPr>
+          <w:color w:val="000000"/>
+        </w:rPr>
+        <w:t>}</w:t>
+      </w:r>
+      <w:proofErr w:type="gramEnd"/>
+      <w:r>
+        <w:rPr>
+          <w:color w:val="000000"/>
+        </w:rPr>
+        <w:t>}</w:t>
+      </w:r>
+    </w:p>
+    <w:p>
+      <w:pPr>
+        <w:widowControl w:val="0"/>
+        <w:pBdr>
+          <w:top w:val="nil"/>
+          <w:left w:val="nil"/>
+          <w:bottom w:val="nil"/>
+          <w:right w:val="nil"/>
+          <w:between w:val="nil"/>
+        </w:pBdr>
+        <w:spacing w:line="240" w:lineRule="auto"/>
+        <w:ind w:left="360"/>
+        <w:rPr>
+          <w:color w:val="000000"/>
+        </w:rPr>
+      </w:pPr>
+      <w:r>
+        <w:rPr>
+          <w:color w:val="000000"/>
+        </w:rPr>
+        <w:t>{%</w:t>
+      </w:r>
+      <w:r>
+        <w:rPr>
+          <w:color w:val="000000"/>
+          <w:highlight w:val="cyan"/>
+        </w:rPr>
+        <w:t xml:space="preserve">p </w:t>
+      </w:r>
+      <w:proofErr w:type="gramStart"/>
+      <w:r>
+        <w:rPr>
+          <w:color w:val="000000"/>
+          <w:highlight w:val="cyan"/>
+        </w:rPr>
+        <w:t xml:space="preserve">endif </w:t>
+      </w:r>
+      <w:r>
+        <w:rPr>
+          <w:color w:val="000000"/>
+        </w:rPr>
+        <w:t>%}</w:t>
+      </w:r>
+      <w:proofErr w:type="gramEnd"/>
+    </w:p>
+    <w:p>
+      <w:pPr>
+        <w:widowControl w:val="0"/>
+        <w:pBdr>
+          <w:top w:val="nil"/>
+          <w:left w:val="nil"/>
+          <w:bottom w:val="nil"/>
+          <w:right w:val="nil"/>
+          <w:between w:val="nil"/>
+        </w:pBdr>
+        <w:spacing w:line="240" w:lineRule="auto"/>
+        <w:ind w:left="360"/>
+        <w:rPr>
+          <w:color w:val="000000"/>
+        </w:rPr>
+      </w:pPr>
+      <w:r>
+        <w:rPr>
+          <w:color w:val="000000"/>
+        </w:rPr>
+        <w:t>{%</w:t>
+      </w:r>
+      <w:r>
+        <w:rPr>
+          <w:color w:val="000000"/>
+          <w:highlight w:val="cyan"/>
+        </w:rPr>
+        <w:t xml:space="preserve">p </w:t>
+      </w:r>
+      <w:r>
+        <w:rPr>
+          <w:color w:val="000000"/>
+          <w:highlight w:val="cyan"/>
+        </w:rPr>
+        <w:t xml:space="preserve">if not </w:t>
+      </w:r>
+      <w:proofErr w:type="spellStart"/>
+      <w:r>
+        <w:rPr>
+          <w:color w:val="000000"/>
+          <w:highlight w:val="cyan"/>
+        </w:rPr>
+        <w:t>respondent_sexual_assault_conviction</w:t>
+      </w:r>
+      <w:proofErr w:type="spellEnd"/>
+      <w:r>
+        <w:rPr>
+          <w:color w:val="000000"/>
+          <w:highlight w:val="cyan"/>
+        </w:rPr>
+        <w:t xml:space="preserve"> and not </w:t>
+      </w:r>
+      <w:proofErr w:type="spellStart"/>
+      <w:r>
+        <w:rPr>
+          <w:color w:val="000000"/>
+          <w:highlight w:val="cyan"/>
+        </w:rPr>
+        <w:t>fears_future_sexual_assault</w:t>
+      </w:r>
+      <w:proofErr w:type="spellEnd"/>
+      <w:r>
+        <w:rPr>
+          <w:color w:val="000000"/>
+          <w:highlight w:val="cyan"/>
+        </w:rPr>
+        <w:t xml:space="preserve"> and </w:t>
+      </w:r>
+      <w:proofErr w:type="spellStart"/>
+      <w:r>
+        <w:rPr>
+          <w:color w:val="000000"/>
+          <w:highlight w:val="cyan"/>
+        </w:rPr>
+        <w:t>petitioner_is_minor</w:t>
+      </w:r>
+      <w:proofErr w:type="spellEnd"/>
+      <w:r>
+        <w:rPr>
+          <w:color w:val="000000"/>
+          <w:highlight w:val="cyan"/>
+        </w:rPr>
+        <w:t xml:space="preserve"> and not </w:t>
+      </w:r>
+      <w:proofErr w:type="spellStart"/>
+      <w:r>
+        <w:rPr>
+          <w:color w:val="000000"/>
+          <w:highlight w:val="cyan"/>
+        </w:rPr>
+        <w:t>obscene_material_conviction</w:t>
+      </w:r>
+      <w:proofErr w:type="spellEnd"/>
+      <w:r>
+        <w:rPr>
+          <w:color w:val="000000"/>
+          <w:highlight w:val="cyan"/>
+        </w:rPr>
+        <w:t xml:space="preserve"> and </w:t>
+      </w:r>
+      <w:proofErr w:type="spellStart"/>
+      <w:r>
+        <w:rPr>
+          <w:color w:val="000000"/>
+          <w:highlight w:val="cyan"/>
+        </w:rPr>
+        <w:t>obscene_material_provided</w:t>
+      </w:r>
+      <w:proofErr w:type="spellEnd"/>
+      <w:r>
+        <w:rPr>
+          <w:color w:val="000000"/>
+          <w:highlight w:val="cyan"/>
+        </w:rPr>
+        <w:t xml:space="preserve"> </w:t>
+      </w:r>
+      <w:r>
+        <w:rPr>
+          <w:color w:val="000000"/>
+        </w:rPr>
+        <w:t>%}</w:t>
+      </w:r>
+    </w:p>
+    <w:p>
+      <w:pPr>
+        <w:widowControl w:val="0"/>
+        <w:pBdr>
+          <w:top w:val="nil"/>
+          <w:left w:val="nil"/>
+          <w:bottom w:val="nil"/>
+          <w:right w:val="nil"/>
+          <w:between w:val="nil"/>
+        </w:pBdr>
+        <w:spacing w:line="240" w:lineRule="auto"/>
+        <w:ind w:left="360"/>
+        <w:rPr>
+          <w:color w:val="000000"/>
+        </w:rPr>
+      </w:pPr>
+    </w:p>
+    <w:p>
+      <w:pPr>
+        <w:widowControl w:val="0"/>
+        <w:pBdr>
+          <w:top w:val="nil"/>
+          <w:left w:val="nil"/>
+          <w:bottom w:val="nil"/>
+          <w:right w:val="nil"/>
+          <w:between w:val="nil"/>
+        </w:pBdr>
+        <w:spacing w:line="240" w:lineRule="auto"/>
+        <w:ind w:left="360"/>
+        <w:rPr>
+          <w:color w:val="000000"/>
+        </w:rPr>
+      </w:pPr>
+      <w:r>
+        <w:rPr>
+          <w:color w:val="000000"/>
+        </w:rPr>
+        <w:t xml:space="preserve">I am a minor and </w:t>
+      </w:r>
+      <w:proofErr w:type="gramStart"/>
+      <w:r>
+        <w:rPr>
+          <w:color w:val="000000"/>
+        </w:rPr>
+        <w:t>{{</w:t>
+      </w:r>
+      <w:r>
+        <w:rPr>
+          <w:color w:val="000000"/>
+          <w:highlight w:val="yellow"/>
+        </w:rPr>
+        <w:t xml:space="preserve"> </w:t>
+      </w:r>
+      <w:proofErr w:type="spellStart"/>
+      <w:r>
+        <w:rPr>
+          <w:color w:val="000000"/>
+          <w:highlight w:val="yellow"/>
+        </w:rPr>
+        <w:t>other</w:t>
+      </w:r>
+      <w:proofErr w:type="gramEnd"/>
+      <w:r>
+        <w:rPr>
+          <w:color w:val="000000"/>
+          <w:highlight w:val="yellow"/>
+        </w:rPr>
+        <w:t>_parties</w:t>
+      </w:r>
+      <w:proofErr w:type="spellEnd"/>
+      <w:r>
+        <w:rPr>
+          <w:color w:val="000000"/>
+          <w:highlight w:val="yellow"/>
+        </w:rPr>
+        <w:t>[0]</w:t>
+      </w:r>
+      <w:r>
+        <w:rPr>
+          <w:color w:val="000000"/>
+          <w:highlight w:val="yellow"/>
+        </w:rPr>
+        <w:t>.</w:t>
+      </w:r>
+      <w:proofErr w:type="spellStart"/>
+      <w:r>
+        <w:rPr>
+          <w:color w:val="000000"/>
+          <w:highlight w:val="yellow"/>
+        </w:rPr>
+        <w:t>name_</w:t>
+      </w:r>
+      <w:proofErr w:type="gramStart"/>
+      <w:r>
+        <w:rPr>
+          <w:color w:val="000000"/>
+          <w:highlight w:val="yellow"/>
+        </w:rPr>
+        <w:t>full</w:t>
+      </w:r>
+      <w:proofErr w:type="spellEnd"/>
+      <w:r>
+        <w:rPr>
+          <w:color w:val="000000"/>
+          <w:highlight w:val="yellow"/>
+        </w:rPr>
+        <w:t>()</w:t>
+      </w:r>
+      <w:r>
+        <w:rPr>
+          <w:color w:val="000000"/>
+          <w:highlight w:val="yellow"/>
+        </w:rPr>
+        <w:t xml:space="preserve"> </w:t>
+      </w:r>
+      <w:r>
+        <w:rPr>
+          <w:color w:val="000000"/>
+        </w:rPr>
+        <w:t>}</w:t>
+      </w:r>
+      <w:proofErr w:type="gramEnd"/>
+      <w:r>
+        <w:rPr>
+          <w:color w:val="000000"/>
+        </w:rPr>
+        <w:t xml:space="preserve">} gave obscene material to me. This is what happened: </w:t>
+      </w:r>
+      <w:proofErr w:type="gramStart"/>
+      <w:r>
+        <w:rPr>
+          <w:color w:val="000000"/>
+        </w:rPr>
+        <w:t>{{</w:t>
+      </w:r>
+      <w:r>
+        <w:rPr>
+          <w:color w:val="000000"/>
+          <w:highlight w:val="yellow"/>
+        </w:rPr>
+        <w:t xml:space="preserve"> </w:t>
+      </w:r>
+      <w:proofErr w:type="spellStart"/>
+      <w:r>
+        <w:rPr>
+          <w:color w:val="000000"/>
+          <w:highlight w:val="yellow"/>
+        </w:rPr>
+        <w:t>fix</w:t>
+      </w:r>
+      <w:proofErr w:type="gramEnd"/>
+      <w:r>
+        <w:rPr>
+          <w:color w:val="000000"/>
+          <w:highlight w:val="yellow"/>
+        </w:rPr>
+        <w:t>_punctuation</w:t>
+      </w:r>
+      <w:proofErr w:type="spellEnd"/>
+      <w:r>
+        <w:rPr>
+          <w:color w:val="000000"/>
+          <w:highlight w:val="yellow"/>
+        </w:rPr>
+        <w:t>(</w:t>
+      </w:r>
+      <w:proofErr w:type="spellStart"/>
+      <w:r>
+        <w:rPr>
+          <w:color w:val="000000"/>
+          <w:highlight w:val="yellow"/>
+        </w:rPr>
+        <w:t>obscene_material_exp</w:t>
+      </w:r>
+      <w:proofErr w:type="spellEnd"/>
+      <w:proofErr w:type="gramStart"/>
+      <w:r>
+        <w:rPr>
+          <w:color w:val="000000"/>
+          <w:highlight w:val="yellow"/>
+        </w:rPr>
+        <w:t>)</w:t>
+      </w:r>
+      <w:r>
+        <w:rPr>
+          <w:color w:val="000000"/>
+          <w:highlight w:val="yellow"/>
+        </w:rPr>
+        <w:t xml:space="preserve"> </w:t>
+      </w:r>
+      <w:r>
+        <w:rPr>
+          <w:color w:val="000000"/>
+        </w:rPr>
+        <w:t>}</w:t>
+      </w:r>
+      <w:proofErr w:type="gramEnd"/>
+      <w:r>
+        <w:rPr>
+          <w:color w:val="000000"/>
+        </w:rPr>
+        <w:t>}</w:t>
+      </w:r>
+    </w:p>
+    <w:p>
+      <w:pPr>
+        <w:widowControl w:val="0"/>
+        <w:pBdr>
+          <w:top w:val="nil"/>
+          <w:left w:val="nil"/>
+          <w:bottom w:val="nil"/>
+          <w:right w:val="nil"/>
+          <w:between w:val="nil"/>
+        </w:pBdr>
+        <w:spacing w:line="240" w:lineRule="auto"/>
+        <w:ind w:left="360"/>
+        <w:rPr>
+          <w:color w:val="000000"/>
+        </w:rPr>
+      </w:pPr>
+      <w:r>
+        <w:rPr>
+          <w:color w:val="000000"/>
+        </w:rPr>
+        <w:t>{%</w:t>
+      </w:r>
+      <w:r>
+        <w:rPr>
+          <w:color w:val="000000"/>
+          <w:highlight w:val="cyan"/>
+        </w:rPr>
+        <w:t xml:space="preserve">p </w:t>
+      </w:r>
+      <w:proofErr w:type="gramStart"/>
+      <w:r>
+        <w:rPr>
+          <w:color w:val="000000"/>
+          <w:highlight w:val="cyan"/>
+        </w:rPr>
+        <w:t xml:space="preserve">endif </w:t>
+      </w:r>
+      <w:r>
+        <w:rPr>
+          <w:color w:val="000000"/>
+        </w:rPr>
+        <w:t>%}</w:t>
+      </w:r>
+      <w:proofErr w:type="gramEnd"/>
     </w:p>
     <w:p>
       <w:pPr>
@@ -478,1080 +2033,1642 @@
         <w:ind w:left="332"/>
         <w:rPr>
           <w:color w:val="000000"/>
-          <w:sz w:val="20"/>
-          <w:szCs w:val="20"/>
-        </w:rPr>
-      </w:pPr>
-    </w:p>
-    <w:p>
-      <w:pPr>
-        <w:widowControl w:val="0"/>
-        <w:pBdr>
-          <w:top w:val="nil"/>
-          <w:left w:val="nil"/>
-          <w:bottom w:val="nil"/>
-          <w:right w:val="nil"/>
-          <w:between w:val="nil"/>
-        </w:pBdr>
-        <w:spacing w:line="240" w:lineRule="auto"/>
-        <w:ind w:left="332"/>
-        <w:rPr>
-          <w:color w:val="000000"/>
-          <w:sz w:val="20"/>
-          <w:szCs w:val="20"/>
-        </w:rPr>
-      </w:pPr>
-      <w:r>
-        <w:rPr>
-          <w:color w:val="000000"/>
-          <w:sz w:val="20"/>
-          <w:szCs w:val="20"/>
-        </w:rPr>
-        <w:t>Respondent alias: {%</w:t>
-      </w:r>
-      <w:r>
-        <w:rPr>
-          <w:color w:val="000000"/>
-          <w:sz w:val="20"/>
-          <w:szCs w:val="20"/>
-          <w:highlight w:val="cyan"/>
-        </w:rPr>
-        <w:t xml:space="preserve"> if other_party_alias.there_are_any </w:t>
-      </w:r>
-      <w:r>
-        <w:rPr>
-          <w:color w:val="000000"/>
-          <w:sz w:val="20"/>
-          <w:szCs w:val="20"/>
-        </w:rPr>
-        <w:t>%}{{</w:t>
-      </w:r>
-      <w:r>
-        <w:rPr>
-          <w:color w:val="000000"/>
-          <w:sz w:val="20"/>
-          <w:szCs w:val="20"/>
-          <w:highlight w:val="yellow"/>
-        </w:rPr>
-        <w:t xml:space="preserve"> comma_list(other_party_alias</w:t>
-      </w:r>
-      <w:r>
-        <w:rPr>
-          <w:color w:val="000000"/>
-          <w:sz w:val="20"/>
-          <w:szCs w:val="20"/>
-          <w:highlight w:val="yellow"/>
-        </w:rPr>
-        <w:t>_list</w:t>
-      </w:r>
-      <w:r>
-        <w:rPr>
-          <w:color w:val="000000"/>
-          <w:sz w:val="20"/>
-          <w:szCs w:val="20"/>
-          <w:highlight w:val="yellow"/>
+        </w:rPr>
+      </w:pPr>
+    </w:p>
+    <w:p>
+      <w:pPr>
+        <w:ind w:left="360"/>
+      </w:pPr>
+      <w:r>
+        <w:t xml:space="preserve">{%p if </w:t>
+      </w:r>
+      <w:proofErr w:type="spellStart"/>
+      <w:r>
+        <w:t>pending_actions_between_parties_</w:t>
+      </w:r>
+      <w:proofErr w:type="gramStart"/>
+      <w:r>
+        <w:t>yes</w:t>
+      </w:r>
+      <w:proofErr w:type="spellEnd"/>
+      <w:r>
+        <w:t xml:space="preserve"> %}</w:t>
+      </w:r>
+      <w:proofErr w:type="gramEnd"/>
+    </w:p>
+    <w:p>
+      <w:pPr>
+        <w:ind w:left="360"/>
+        <w:rPr>
+          <w:b/>
+          <w:bCs/>
+        </w:rPr>
+      </w:pPr>
+      <w:r>
+        <w:rPr>
+          <w:b/>
+          <w:bCs/>
+        </w:rPr>
+        <w:t xml:space="preserve">Other Pending Actions, continued </w:t>
+      </w:r>
+      <w:proofErr w:type="gramStart"/>
+      <w:r>
+        <w:rPr>
+          <w:b/>
+          <w:bCs/>
+        </w:rPr>
+        <w:t>from {%</w:t>
+      </w:r>
+      <w:proofErr w:type="gramEnd"/>
+      <w:r>
+        <w:rPr>
+          <w:b/>
+          <w:bCs/>
+        </w:rPr>
+        <w:t xml:space="preserve"> if </w:t>
+      </w:r>
+      <w:proofErr w:type="spellStart"/>
+      <w:r>
+        <w:rPr>
+          <w:b/>
+          <w:bCs/>
+        </w:rPr>
+        <w:t>respondent_is_minor</w:t>
+      </w:r>
+      <w:proofErr w:type="spellEnd"/>
+      <w:r>
+        <w:rPr>
+          <w:b/>
+          <w:bCs/>
+        </w:rPr>
+        <w:t xml:space="preserve"> and (not </w:t>
+      </w:r>
+      <w:proofErr w:type="spellStart"/>
+      <w:r>
+        <w:rPr>
+          <w:b/>
+          <w:bCs/>
+        </w:rPr>
+        <w:t>respondent_is_emancipated_minor</w:t>
+      </w:r>
+      <w:proofErr w:type="spellEnd"/>
+      <w:r>
+        <w:rPr>
+          <w:b/>
+          <w:bCs/>
         </w:rPr>
         <w:t xml:space="preserve">) </w:t>
       </w:r>
-      <w:r>
-        <w:rPr>
-          <w:color w:val="000000"/>
-          <w:sz w:val="20"/>
-          <w:szCs w:val="20"/>
-        </w:rPr>
-        <w:t>}}{%</w:t>
-      </w:r>
-      <w:r>
-        <w:rPr>
-          <w:color w:val="000000"/>
-          <w:sz w:val="20"/>
-          <w:szCs w:val="20"/>
-          <w:highlight w:val="cyan"/>
-        </w:rPr>
-        <w:t xml:space="preserve"> elif other_party_alias.there_are_any is none </w:t>
-      </w:r>
-      <w:r>
-        <w:rPr>
-          <w:color w:val="000000"/>
-          <w:sz w:val="20"/>
-          <w:szCs w:val="20"/>
-        </w:rPr>
-        <w:t>%}Unknown{%</w:t>
-      </w:r>
-      <w:r>
-        <w:rPr>
-          <w:color w:val="000000"/>
-          <w:sz w:val="20"/>
-          <w:szCs w:val="20"/>
-          <w:highlight w:val="cyan"/>
-        </w:rPr>
-        <w:t xml:space="preserve"> else </w:t>
-      </w:r>
-      <w:r>
-        <w:rPr>
-          <w:color w:val="000000"/>
-          <w:sz w:val="20"/>
-          <w:szCs w:val="20"/>
-        </w:rPr>
-        <w:t>%}None{%</w:t>
-      </w:r>
-      <w:r>
-        <w:rPr>
-          <w:color w:val="000000"/>
-          <w:sz w:val="20"/>
-          <w:szCs w:val="20"/>
-          <w:highlight w:val="cyan"/>
-        </w:rPr>
-        <w:t xml:space="preserve"> endif </w:t>
-      </w:r>
-      <w:r>
-        <w:rPr>
-          <w:color w:val="000000"/>
-          <w:sz w:val="20"/>
-          <w:szCs w:val="20"/>
-        </w:rPr>
-        <w:t>%}.</w:t>
-      </w:r>
-    </w:p>
-    <w:p>
-      <w:pPr>
-        <w:widowControl w:val="0"/>
-        <w:pBdr>
-          <w:top w:val="nil"/>
-          <w:left w:val="nil"/>
-          <w:bottom w:val="nil"/>
-          <w:right w:val="nil"/>
-          <w:between w:val="nil"/>
-        </w:pBdr>
-        <w:spacing w:line="240" w:lineRule="auto"/>
-        <w:ind w:firstLine="332"/>
-        <w:rPr>
-          <w:color w:val="000000"/>
-          <w:sz w:val="20"/>
-          <w:szCs w:val="20"/>
-        </w:rPr>
-      </w:pPr>
-      <w:r>
-        <w:rPr>
-          <w:color w:val="000000"/>
-          <w:sz w:val="20"/>
-          <w:szCs w:val="20"/>
-        </w:rPr>
-        <w:t>{%</w:t>
-      </w:r>
-      <w:r>
-        <w:rPr>
-          <w:color w:val="000000"/>
-          <w:sz w:val="20"/>
-          <w:szCs w:val="20"/>
-          <w:highlight w:val="cyan"/>
-        </w:rPr>
-        <w:t xml:space="preserve">p if </w:t>
-      </w:r>
-      <w:r>
-        <w:rPr>
-          <w:color w:val="000000"/>
-          <w:sz w:val="20"/>
-          <w:szCs w:val="20"/>
-          <w:highlight w:val="cyan"/>
-        </w:rPr>
-        <w:t>petitioner</w:t>
-      </w:r>
-      <w:r>
-        <w:rPr>
-          <w:color w:val="000000"/>
-          <w:sz w:val="20"/>
-          <w:szCs w:val="20"/>
-          <w:highlight w:val="cyan"/>
-        </w:rPr>
-        <w:t xml:space="preserve">_is_emancipated_minor </w:t>
-      </w:r>
-      <w:r>
-        <w:rPr>
-          <w:color w:val="000000"/>
-          <w:sz w:val="20"/>
-          <w:szCs w:val="20"/>
-        </w:rPr>
-        <w:t>%}</w:t>
-      </w:r>
-    </w:p>
-    <w:p>
-      <w:pPr>
-        <w:widowControl w:val="0"/>
-        <w:pBdr>
-          <w:top w:val="nil"/>
-          <w:left w:val="nil"/>
-          <w:bottom w:val="nil"/>
-          <w:right w:val="nil"/>
-          <w:between w:val="nil"/>
-        </w:pBdr>
-        <w:spacing w:line="240" w:lineRule="auto"/>
-        <w:ind w:left="469"/>
-        <w:rPr>
-          <w:color w:val="000000"/>
-          <w:sz w:val="20"/>
-          <w:szCs w:val="20"/>
-        </w:rPr>
-      </w:pPr>
-    </w:p>
-    <w:p>
-      <w:pPr>
-        <w:widowControl w:val="0"/>
-        <w:pBdr>
-          <w:top w:val="nil"/>
-          <w:left w:val="nil"/>
-          <w:bottom w:val="nil"/>
-          <w:right w:val="nil"/>
-          <w:between w:val="nil"/>
-        </w:pBdr>
-        <w:spacing w:before="51" w:line="240" w:lineRule="auto"/>
-        <w:ind w:firstLine="332"/>
-        <w:rPr>
-          <w:color w:val="000000"/>
-          <w:sz w:val="20"/>
-          <w:szCs w:val="20"/>
-        </w:rPr>
-      </w:pPr>
-      <w:r>
-        <w:rPr>
-          <w:color w:val="000000"/>
-          <w:sz w:val="20"/>
-          <w:szCs w:val="20"/>
-        </w:rPr>
-        <w:t>Petitioner is an emancipated minor.</w:t>
-      </w:r>
-    </w:p>
-    <w:p>
-      <w:pPr>
-        <w:widowControl w:val="0"/>
-        <w:pBdr>
-          <w:top w:val="nil"/>
-          <w:left w:val="nil"/>
-          <w:bottom w:val="nil"/>
-          <w:right w:val="nil"/>
-          <w:between w:val="nil"/>
-        </w:pBdr>
-        <w:spacing w:line="240" w:lineRule="auto"/>
-        <w:ind w:firstLine="332"/>
-        <w:rPr>
-          <w:color w:val="000000"/>
-          <w:sz w:val="20"/>
-          <w:szCs w:val="20"/>
-        </w:rPr>
-      </w:pPr>
-      <w:r>
-        <w:rPr>
-          <w:color w:val="000000"/>
-          <w:sz w:val="20"/>
-          <w:szCs w:val="20"/>
-        </w:rPr>
-        <w:t>{%</w:t>
-      </w:r>
-      <w:r>
-        <w:rPr>
-          <w:color w:val="000000"/>
-          <w:sz w:val="20"/>
-          <w:szCs w:val="20"/>
-          <w:highlight w:val="cyan"/>
-        </w:rPr>
-        <w:t xml:space="preserve">p endif </w:t>
-      </w:r>
-      <w:r>
-        <w:rPr>
-          <w:color w:val="000000"/>
-          <w:sz w:val="20"/>
-          <w:szCs w:val="20"/>
-        </w:rPr>
-        <w:t>%}</w:t>
-      </w:r>
-    </w:p>
-    <w:p>
-      <w:pPr>
-        <w:widowControl w:val="0"/>
-        <w:pBdr>
-          <w:top w:val="nil"/>
-          <w:left w:val="nil"/>
-          <w:bottom w:val="nil"/>
-          <w:right w:val="nil"/>
-          <w:between w:val="nil"/>
-        </w:pBdr>
-        <w:spacing w:line="240" w:lineRule="auto"/>
-        <w:ind w:firstLine="332"/>
-        <w:rPr>
-          <w:color w:val="000000"/>
-          <w:sz w:val="20"/>
-          <w:szCs w:val="20"/>
-        </w:rPr>
-      </w:pPr>
-      <w:r>
-        <w:rPr>
-          <w:color w:val="000000"/>
-          <w:sz w:val="20"/>
-          <w:szCs w:val="20"/>
-        </w:rPr>
+      <w:proofErr w:type="gramStart"/>
+      <w:r>
+        <w:rPr>
+          <w:b/>
+          <w:bCs/>
+        </w:rPr>
+        <w:t>%}B</w:t>
+      </w:r>
+      <w:proofErr w:type="gramEnd"/>
+      <w:r>
+        <w:rPr>
+          <w:b/>
+          <w:bCs/>
+        </w:rPr>
+        <w:t>2</w:t>
+      </w:r>
+      <w:proofErr w:type="gramStart"/>
+      <w:r>
+        <w:rPr>
+          <w:b/>
+          <w:bCs/>
+        </w:rPr>
+        <w:t>a{</w:t>
+      </w:r>
+      <w:proofErr w:type="gramEnd"/>
+      <w:r>
+        <w:rPr>
+          <w:b/>
+          <w:bCs/>
+        </w:rPr>
+        <w:t xml:space="preserve">% </w:t>
+      </w:r>
+      <w:proofErr w:type="gramStart"/>
+      <w:r>
+        <w:rPr>
+          <w:b/>
+          <w:bCs/>
+        </w:rPr>
+        <w:t>else %}</w:t>
+      </w:r>
+      <w:proofErr w:type="gramEnd"/>
+      <w:r>
+        <w:rPr>
+          <w:b/>
+          <w:bCs/>
+        </w:rPr>
+        <w:t>C3</w:t>
+      </w:r>
+      <w:proofErr w:type="gramStart"/>
+      <w:r>
+        <w:rPr>
+          <w:b/>
+          <w:bCs/>
+        </w:rPr>
+        <w:t>a{</w:t>
+      </w:r>
+      <w:proofErr w:type="gramEnd"/>
+      <w:r>
+        <w:rPr>
+          <w:b/>
+          <w:bCs/>
+        </w:rPr>
+        <w:t xml:space="preserve">% </w:t>
+      </w:r>
+      <w:proofErr w:type="gramStart"/>
+      <w:r>
+        <w:rPr>
+          <w:b/>
+          <w:bCs/>
+        </w:rPr>
+        <w:t>endif %}</w:t>
+      </w:r>
+      <w:proofErr w:type="gramEnd"/>
+    </w:p>
+    <w:p>
+      <w:pPr>
+        <w:ind w:left="360"/>
+      </w:pPr>
+      <w:r>
+        <w:tab/>
+        <w:t xml:space="preserve">{%p for action in </w:t>
+      </w:r>
+      <w:proofErr w:type="spellStart"/>
+      <w:r>
+        <w:t>pending_</w:t>
+      </w:r>
+      <w:proofErr w:type="gramStart"/>
+      <w:r>
+        <w:t>actions.complete</w:t>
+      </w:r>
+      <w:proofErr w:type="gramEnd"/>
+      <w:r>
+        <w:t>_</w:t>
+      </w:r>
+      <w:proofErr w:type="gramStart"/>
+      <w:r>
+        <w:t>elements</w:t>
+      </w:r>
+      <w:proofErr w:type="spellEnd"/>
+      <w:r>
+        <w:t>()</w:t>
+      </w:r>
+      <w:r>
+        <w:t xml:space="preserve"> %}</w:t>
+      </w:r>
+      <w:proofErr w:type="gramEnd"/>
+    </w:p>
+    <w:p>
+      <w:pPr>
+        <w:ind w:left="360"/>
+      </w:pPr>
+    </w:p>
+    <w:p>
+      <w:pPr>
+        <w:ind w:left="360"/>
+      </w:pPr>
+      <w:r>
+        <w:lastRenderedPageBreak/>
+        <w:tab/>
+        <w:t xml:space="preserve">Case number: </w:t>
+      </w:r>
+      <w:proofErr w:type="gramStart"/>
+      <w:r>
+        <w:t xml:space="preserve">{{ </w:t>
+      </w:r>
+      <w:proofErr w:type="spellStart"/>
+      <w:r>
+        <w:t>action</w:t>
+      </w:r>
+      <w:proofErr w:type="gramEnd"/>
+      <w:r>
+        <w:t>.docket_</w:t>
+      </w:r>
+      <w:proofErr w:type="gramStart"/>
+      <w:r>
+        <w:t>number</w:t>
+      </w:r>
+      <w:proofErr w:type="spellEnd"/>
+      <w:r>
+        <w:t xml:space="preserve"> }</w:t>
+      </w:r>
+      <w:proofErr w:type="gramEnd"/>
+      <w:r>
+        <w:t>}</w:t>
+      </w:r>
+    </w:p>
+    <w:p>
+      <w:pPr>
+        <w:ind w:left="360"/>
+      </w:pPr>
+      <w:r>
+        <w:tab/>
         <w:t xml:space="preserve">{%p if </w:t>
       </w:r>
-      <w:r>
-        <w:rPr>
-          <w:color w:val="000000"/>
-          <w:sz w:val="20"/>
-          <w:szCs w:val="20"/>
-        </w:rPr>
-        <w:t>respondent</w:t>
-      </w:r>
-      <w:r>
-        <w:rPr>
-          <w:color w:val="000000"/>
-          <w:sz w:val="20"/>
-          <w:szCs w:val="20"/>
-        </w:rPr>
-        <w:t>_is_emancipated_minor %}</w:t>
-      </w:r>
-    </w:p>
-    <w:p>
-      <w:pPr>
-        <w:widowControl w:val="0"/>
-        <w:pBdr>
-          <w:top w:val="nil"/>
-          <w:left w:val="nil"/>
-          <w:bottom w:val="nil"/>
-          <w:right w:val="nil"/>
-          <w:between w:val="nil"/>
-        </w:pBdr>
-        <w:spacing w:line="240" w:lineRule="auto"/>
-        <w:ind w:firstLine="332"/>
-        <w:rPr>
-          <w:color w:val="000000"/>
-          <w:sz w:val="20"/>
-          <w:szCs w:val="20"/>
-        </w:rPr>
-      </w:pPr>
-    </w:p>
-    <w:p>
-      <w:pPr>
-        <w:widowControl w:val="0"/>
-        <w:pBdr>
-          <w:top w:val="nil"/>
-          <w:left w:val="nil"/>
-          <w:bottom w:val="nil"/>
-          <w:right w:val="nil"/>
-          <w:between w:val="nil"/>
-        </w:pBdr>
-        <w:spacing w:before="51" w:line="240" w:lineRule="auto"/>
-        <w:ind w:firstLine="332"/>
-        <w:rPr>
-          <w:color w:val="000000"/>
-          <w:sz w:val="20"/>
-          <w:szCs w:val="20"/>
-        </w:rPr>
-      </w:pPr>
-      <w:r>
-        <w:rPr>
-          <w:color w:val="000000"/>
-          <w:sz w:val="20"/>
-          <w:szCs w:val="20"/>
-        </w:rPr>
-        <w:t>Respondent</w:t>
-      </w:r>
-      <w:r>
-        <w:rPr>
-          <w:color w:val="000000"/>
-          <w:sz w:val="20"/>
-          <w:szCs w:val="20"/>
-        </w:rPr>
-        <w:t xml:space="preserve"> is an emancipated minor.</w:t>
-      </w:r>
-    </w:p>
-    <w:p>
-      <w:pPr>
-        <w:widowControl w:val="0"/>
-        <w:pBdr>
-          <w:top w:val="nil"/>
-          <w:left w:val="nil"/>
-          <w:bottom w:val="nil"/>
-          <w:right w:val="nil"/>
-          <w:between w:val="nil"/>
-        </w:pBdr>
-        <w:spacing w:line="240" w:lineRule="auto"/>
-        <w:ind w:firstLine="332"/>
-        <w:rPr>
-          <w:color w:val="000000"/>
-          <w:sz w:val="20"/>
-          <w:szCs w:val="20"/>
-        </w:rPr>
-      </w:pPr>
-      <w:r>
-        <w:rPr>
-          <w:color w:val="000000"/>
-          <w:sz w:val="20"/>
-          <w:szCs w:val="20"/>
-        </w:rPr>
-        <w:t>{%p endif %}</w:t>
-      </w:r>
-    </w:p>
-    <w:p>
-      <w:pPr>
-        <w:widowControl w:val="0"/>
-        <w:pBdr>
-          <w:top w:val="nil"/>
-          <w:left w:val="nil"/>
-          <w:bottom w:val="nil"/>
-          <w:right w:val="nil"/>
-          <w:between w:val="nil"/>
-        </w:pBdr>
-        <w:spacing w:line="240" w:lineRule="auto"/>
-        <w:ind w:left="332"/>
-        <w:rPr>
-          <w:color w:val="000000"/>
-          <w:sz w:val="20"/>
-          <w:szCs w:val="20"/>
-        </w:rPr>
-      </w:pPr>
-      <w:r>
-        <w:rPr>
-          <w:color w:val="000000"/>
-          <w:sz w:val="20"/>
-          <w:szCs w:val="20"/>
-        </w:rPr>
-        <w:t>{%</w:t>
-      </w:r>
-      <w:r>
-        <w:rPr>
-          <w:color w:val="000000"/>
-          <w:sz w:val="20"/>
-          <w:szCs w:val="20"/>
-          <w:highlight w:val="cyan"/>
-        </w:rPr>
-        <w:t xml:space="preserve">p if relationship_to_respondent_exp </w:t>
-      </w:r>
-      <w:r>
-        <w:rPr>
-          <w:color w:val="000000"/>
-          <w:sz w:val="20"/>
-          <w:szCs w:val="20"/>
-        </w:rPr>
-        <w:t>%}</w:t>
-      </w:r>
-    </w:p>
-    <w:p>
-      <w:pPr>
-        <w:widowControl w:val="0"/>
-        <w:pBdr>
-          <w:top w:val="nil"/>
-          <w:left w:val="nil"/>
-          <w:bottom w:val="nil"/>
-          <w:right w:val="nil"/>
-          <w:between w:val="nil"/>
-        </w:pBdr>
-        <w:spacing w:line="240" w:lineRule="auto"/>
-        <w:ind w:left="332"/>
-        <w:rPr>
-          <w:color w:val="000000"/>
-          <w:sz w:val="20"/>
-          <w:szCs w:val="20"/>
-        </w:rPr>
-      </w:pPr>
-    </w:p>
-    <w:p>
-      <w:pPr>
-        <w:widowControl w:val="0"/>
-        <w:pBdr>
-          <w:top w:val="nil"/>
-          <w:left w:val="nil"/>
-          <w:bottom w:val="nil"/>
-          <w:right w:val="nil"/>
-          <w:between w:val="nil"/>
-        </w:pBdr>
-        <w:spacing w:line="240" w:lineRule="auto"/>
-        <w:ind w:left="332"/>
-        <w:rPr>
-          <w:color w:val="000000"/>
-          <w:sz w:val="20"/>
-          <w:szCs w:val="20"/>
-        </w:rPr>
-      </w:pPr>
-      <w:r>
-        <w:rPr>
-          <w:color w:val="000000"/>
-          <w:sz w:val="20"/>
-          <w:szCs w:val="20"/>
-        </w:rPr>
-        <w:t xml:space="preserve">The parties’ relationship is as follows: </w:t>
-      </w:r>
-      <w:r>
-        <w:rPr>
-          <w:color w:val="000000"/>
-          <w:sz w:val="20"/>
-          <w:szCs w:val="20"/>
-        </w:rPr>
-        <w:t>{{</w:t>
-      </w:r>
-      <w:r>
-        <w:rPr>
-          <w:color w:val="000000"/>
-          <w:sz w:val="20"/>
-          <w:szCs w:val="20"/>
-          <w:highlight w:val="yellow"/>
-        </w:rPr>
-        <w:t xml:space="preserve"> </w:t>
-      </w:r>
-      <w:r>
-        <w:rPr>
-          <w:color w:val="000000"/>
-          <w:sz w:val="20"/>
-          <w:szCs w:val="20"/>
-          <w:highlight w:val="yellow"/>
-        </w:rPr>
-        <w:t>fix_punctuation(</w:t>
-      </w:r>
-      <w:r>
-        <w:rPr>
-          <w:color w:val="000000"/>
-          <w:sz w:val="20"/>
-          <w:szCs w:val="20"/>
-          <w:highlight w:val="yellow"/>
-        </w:rPr>
-        <w:t>relationship_to_respondent_exp</w:t>
-      </w:r>
-      <w:r>
-        <w:rPr>
-          <w:color w:val="000000"/>
-          <w:sz w:val="20"/>
-          <w:szCs w:val="20"/>
-          <w:highlight w:val="yellow"/>
-        </w:rPr>
-        <w:t>)</w:t>
-      </w:r>
-      <w:r>
-        <w:rPr>
-          <w:color w:val="000000"/>
-          <w:sz w:val="20"/>
-          <w:szCs w:val="20"/>
-          <w:highlight w:val="yellow"/>
-        </w:rPr>
-        <w:t xml:space="preserve"> </w:t>
-      </w:r>
-      <w:r>
-        <w:rPr>
-          <w:color w:val="000000"/>
-          <w:sz w:val="20"/>
-          <w:szCs w:val="20"/>
-        </w:rPr>
-        <w:t>}}</w:t>
-      </w:r>
-    </w:p>
-    <w:p>
-      <w:pPr>
-        <w:widowControl w:val="0"/>
-        <w:pBdr>
-          <w:top w:val="nil"/>
-          <w:left w:val="nil"/>
-          <w:bottom w:val="nil"/>
-          <w:right w:val="nil"/>
-          <w:between w:val="nil"/>
-        </w:pBdr>
-        <w:spacing w:line="240" w:lineRule="auto"/>
-        <w:ind w:left="332"/>
-        <w:rPr>
-          <w:color w:val="000000"/>
-          <w:sz w:val="20"/>
-          <w:szCs w:val="20"/>
-        </w:rPr>
-      </w:pPr>
-      <w:r>
-        <w:rPr>
-          <w:color w:val="000000"/>
-          <w:sz w:val="20"/>
-          <w:szCs w:val="20"/>
-        </w:rPr>
-        <w:t>{%</w:t>
-      </w:r>
-      <w:r>
-        <w:rPr>
-          <w:color w:val="000000"/>
-          <w:sz w:val="20"/>
-          <w:szCs w:val="20"/>
-          <w:highlight w:val="cyan"/>
-        </w:rPr>
-        <w:t xml:space="preserve">p endif </w:t>
-      </w:r>
-      <w:r>
-        <w:rPr>
-          <w:color w:val="000000"/>
-          <w:sz w:val="20"/>
-          <w:szCs w:val="20"/>
-        </w:rPr>
-        <w:t>%}</w:t>
-      </w:r>
-    </w:p>
-    <w:p>
-      <w:pPr>
-        <w:widowControl w:val="0"/>
-        <w:pBdr>
-          <w:top w:val="nil"/>
-          <w:left w:val="nil"/>
-          <w:bottom w:val="nil"/>
-          <w:right w:val="nil"/>
-          <w:between w:val="nil"/>
-        </w:pBdr>
-        <w:spacing w:line="240" w:lineRule="auto"/>
-        <w:ind w:left="332"/>
-        <w:rPr>
-          <w:color w:val="000000"/>
-          <w:sz w:val="20"/>
-          <w:szCs w:val="20"/>
-        </w:rPr>
-      </w:pPr>
-      <w:r>
-        <w:rPr>
-          <w:color w:val="000000"/>
-          <w:sz w:val="20"/>
-          <w:szCs w:val="20"/>
-        </w:rPr>
-        <w:t>{%</w:t>
-      </w:r>
-      <w:r>
-        <w:rPr>
-          <w:color w:val="000000"/>
-          <w:sz w:val="20"/>
-          <w:szCs w:val="20"/>
-          <w:highlight w:val="cyan"/>
-        </w:rPr>
-        <w:t>p if</w:t>
-      </w:r>
-      <w:r>
-        <w:rPr>
-          <w:color w:val="000000"/>
-          <w:sz w:val="20"/>
-          <w:szCs w:val="20"/>
-          <w:highlight w:val="cyan"/>
-        </w:rPr>
-        <w:t xml:space="preserve"> not respondent_sexual_assault_conviction and (not petitioner_is_minor or not obscene_material_conviction) and fears_future_sexual_assault</w:t>
-      </w:r>
-      <w:r>
-        <w:rPr>
-          <w:color w:val="000000"/>
-          <w:sz w:val="20"/>
-          <w:szCs w:val="20"/>
-          <w:highlight w:val="cyan"/>
-        </w:rPr>
-        <w:t xml:space="preserve"> </w:t>
-      </w:r>
-      <w:r>
-        <w:rPr>
-          <w:color w:val="000000"/>
-          <w:sz w:val="20"/>
-          <w:szCs w:val="20"/>
-        </w:rPr>
-        <w:t>%}</w:t>
-      </w:r>
-    </w:p>
-    <w:p>
-      <w:pPr>
-        <w:widowControl w:val="0"/>
-        <w:pBdr>
-          <w:top w:val="nil"/>
-          <w:left w:val="nil"/>
-          <w:bottom w:val="nil"/>
-          <w:right w:val="nil"/>
-          <w:between w:val="nil"/>
-        </w:pBdr>
-        <w:spacing w:line="240" w:lineRule="auto"/>
-        <w:ind w:left="332"/>
-        <w:rPr>
-          <w:color w:val="000000"/>
-          <w:sz w:val="20"/>
-          <w:szCs w:val="20"/>
-        </w:rPr>
-      </w:pPr>
-    </w:p>
-    <w:p>
-      <w:pPr>
-        <w:widowControl w:val="0"/>
-        <w:pBdr>
-          <w:top w:val="nil"/>
-          <w:left w:val="nil"/>
-          <w:bottom w:val="nil"/>
-          <w:right w:val="nil"/>
-          <w:between w:val="nil"/>
-        </w:pBdr>
-        <w:spacing w:line="240" w:lineRule="auto"/>
-        <w:ind w:left="332"/>
-        <w:rPr>
-          <w:color w:val="000000"/>
-          <w:sz w:val="20"/>
-          <w:szCs w:val="20"/>
-        </w:rPr>
-      </w:pPr>
-      <w:r>
-        <w:rPr>
-          <w:color w:val="000000"/>
-          <w:sz w:val="20"/>
-          <w:szCs w:val="20"/>
-        </w:rPr>
-        <w:t>I have reasonable apprehension of sexual assault because of the following: {{</w:t>
-      </w:r>
-      <w:r>
-        <w:rPr>
-          <w:color w:val="000000"/>
-          <w:sz w:val="20"/>
-          <w:szCs w:val="20"/>
-          <w:highlight w:val="yellow"/>
-        </w:rPr>
-        <w:t xml:space="preserve"> </w:t>
-      </w:r>
-      <w:r>
-        <w:rPr>
-          <w:color w:val="000000"/>
-          <w:sz w:val="20"/>
-          <w:szCs w:val="20"/>
-          <w:highlight w:val="yellow"/>
-        </w:rPr>
-        <w:t>fix_punctuation(</w:t>
-      </w:r>
-      <w:r>
-        <w:rPr>
-          <w:color w:val="000000"/>
-          <w:sz w:val="20"/>
-          <w:szCs w:val="20"/>
-          <w:highlight w:val="yellow"/>
-        </w:rPr>
-        <w:t>potential_sexual_assault_exp</w:t>
-      </w:r>
-      <w:r>
-        <w:rPr>
-          <w:color w:val="000000"/>
-          <w:sz w:val="20"/>
-          <w:szCs w:val="20"/>
-          <w:highlight w:val="yellow"/>
-        </w:rPr>
-        <w:t>)</w:t>
-      </w:r>
-      <w:r>
-        <w:rPr>
-          <w:color w:val="000000"/>
-          <w:sz w:val="20"/>
-          <w:szCs w:val="20"/>
-          <w:highlight w:val="yellow"/>
-        </w:rPr>
-        <w:t xml:space="preserve"> </w:t>
-      </w:r>
-      <w:r>
-        <w:rPr>
-          <w:color w:val="000000"/>
-          <w:sz w:val="20"/>
-          <w:szCs w:val="20"/>
-        </w:rPr>
-        <w:t>}}</w:t>
-      </w:r>
-    </w:p>
-    <w:p>
-      <w:pPr>
-        <w:widowControl w:val="0"/>
-        <w:pBdr>
-          <w:top w:val="nil"/>
-          <w:left w:val="nil"/>
-          <w:bottom w:val="nil"/>
-          <w:right w:val="nil"/>
-          <w:between w:val="nil"/>
-        </w:pBdr>
-        <w:spacing w:line="240" w:lineRule="auto"/>
-        <w:ind w:left="332"/>
-        <w:rPr>
-          <w:color w:val="000000"/>
-          <w:sz w:val="20"/>
-          <w:szCs w:val="20"/>
-        </w:rPr>
-      </w:pPr>
-      <w:r>
-        <w:rPr>
-          <w:color w:val="000000"/>
-          <w:sz w:val="20"/>
-          <w:szCs w:val="20"/>
-        </w:rPr>
-        <w:t>{%</w:t>
-      </w:r>
-      <w:r>
-        <w:rPr>
-          <w:color w:val="000000"/>
-          <w:sz w:val="20"/>
-          <w:szCs w:val="20"/>
-          <w:highlight w:val="cyan"/>
-        </w:rPr>
-        <w:t xml:space="preserve">p endif </w:t>
-      </w:r>
-      <w:r>
-        <w:rPr>
-          <w:color w:val="000000"/>
-          <w:sz w:val="20"/>
-          <w:szCs w:val="20"/>
-        </w:rPr>
-        <w:t>%}</w:t>
-      </w:r>
-    </w:p>
-    <w:p>
-      <w:pPr>
-        <w:widowControl w:val="0"/>
-        <w:pBdr>
-          <w:top w:val="nil"/>
-          <w:left w:val="nil"/>
-          <w:bottom w:val="nil"/>
-          <w:right w:val="nil"/>
-          <w:between w:val="nil"/>
-        </w:pBdr>
-        <w:spacing w:line="240" w:lineRule="auto"/>
-        <w:ind w:left="332"/>
-        <w:rPr>
-          <w:color w:val="000000"/>
-          <w:sz w:val="20"/>
-          <w:szCs w:val="20"/>
-        </w:rPr>
-      </w:pPr>
-      <w:r>
-        <w:rPr>
-          <w:color w:val="000000"/>
-          <w:sz w:val="20"/>
-          <w:szCs w:val="20"/>
-        </w:rPr>
-        <w:t>{%</w:t>
-      </w:r>
-      <w:r>
-        <w:rPr>
-          <w:color w:val="000000"/>
-          <w:sz w:val="20"/>
-          <w:szCs w:val="20"/>
-          <w:highlight w:val="cyan"/>
-        </w:rPr>
-        <w:t xml:space="preserve">p </w:t>
-      </w:r>
-      <w:r>
-        <w:rPr>
-          <w:color w:val="000000"/>
-          <w:sz w:val="20"/>
-          <w:szCs w:val="20"/>
-          <w:highlight w:val="cyan"/>
-        </w:rPr>
-        <w:t>if not respondent_sexual_assault_conviction and not fears_future_sexual_assault and petitioner_is_minor and not obscene_material_conviction and obscene_material_provided</w:t>
-      </w:r>
-      <w:r>
-        <w:rPr>
-          <w:color w:val="000000"/>
-          <w:sz w:val="20"/>
-          <w:szCs w:val="20"/>
-          <w:highlight w:val="cyan"/>
-        </w:rPr>
-        <w:t xml:space="preserve"> </w:t>
-      </w:r>
-      <w:r>
-        <w:rPr>
-          <w:color w:val="000000"/>
-          <w:sz w:val="20"/>
-          <w:szCs w:val="20"/>
-        </w:rPr>
-        <w:t>%}</w:t>
-      </w:r>
-    </w:p>
-    <w:p>
-      <w:pPr>
-        <w:widowControl w:val="0"/>
-        <w:pBdr>
-          <w:top w:val="nil"/>
-          <w:left w:val="nil"/>
-          <w:bottom w:val="nil"/>
-          <w:right w:val="nil"/>
-          <w:between w:val="nil"/>
-        </w:pBdr>
-        <w:spacing w:line="240" w:lineRule="auto"/>
-        <w:ind w:left="332"/>
-        <w:rPr>
-          <w:color w:val="000000"/>
-          <w:sz w:val="20"/>
-          <w:szCs w:val="20"/>
-        </w:rPr>
-      </w:pPr>
-    </w:p>
-    <w:p>
-      <w:pPr>
-        <w:widowControl w:val="0"/>
-        <w:pBdr>
-          <w:top w:val="nil"/>
-          <w:left w:val="nil"/>
-          <w:bottom w:val="nil"/>
-          <w:right w:val="nil"/>
-          <w:between w:val="nil"/>
-        </w:pBdr>
-        <w:spacing w:line="240" w:lineRule="auto"/>
-        <w:ind w:left="332"/>
-        <w:rPr>
-          <w:color w:val="000000"/>
-          <w:sz w:val="20"/>
-          <w:szCs w:val="20"/>
-        </w:rPr>
-      </w:pPr>
-      <w:r>
-        <w:rPr>
-          <w:color w:val="000000"/>
-          <w:sz w:val="20"/>
-          <w:szCs w:val="20"/>
-        </w:rPr>
-        <w:t xml:space="preserve">I am a minor and </w:t>
-      </w:r>
-      <w:r>
-        <w:rPr>
-          <w:color w:val="000000"/>
-          <w:sz w:val="20"/>
-          <w:szCs w:val="20"/>
-        </w:rPr>
-        <w:t>{{</w:t>
-      </w:r>
-      <w:r>
-        <w:rPr>
-          <w:color w:val="000000"/>
-          <w:sz w:val="20"/>
-          <w:szCs w:val="20"/>
-          <w:highlight w:val="yellow"/>
-        </w:rPr>
-        <w:t xml:space="preserve"> other_parties[0]</w:t>
-      </w:r>
-      <w:r>
-        <w:rPr>
-          <w:color w:val="000000"/>
-          <w:sz w:val="20"/>
-          <w:szCs w:val="20"/>
-          <w:highlight w:val="yellow"/>
-        </w:rPr>
-        <w:t>.name_full()</w:t>
-      </w:r>
-      <w:r>
-        <w:rPr>
-          <w:color w:val="000000"/>
-          <w:sz w:val="20"/>
-          <w:szCs w:val="20"/>
-          <w:highlight w:val="yellow"/>
-        </w:rPr>
-        <w:t xml:space="preserve"> </w:t>
-      </w:r>
-      <w:r>
-        <w:rPr>
-          <w:color w:val="000000"/>
-          <w:sz w:val="20"/>
-          <w:szCs w:val="20"/>
-        </w:rPr>
-        <w:t>}}</w:t>
-      </w:r>
-      <w:r>
-        <w:rPr>
-          <w:color w:val="000000"/>
-          <w:sz w:val="20"/>
-          <w:szCs w:val="20"/>
-        </w:rPr>
-        <w:t xml:space="preserve"> gave obscene material to me. This is what happened:</w:t>
-      </w:r>
-      <w:r>
-        <w:rPr>
-          <w:color w:val="000000"/>
-          <w:sz w:val="20"/>
-          <w:szCs w:val="20"/>
-        </w:rPr>
-        <w:t xml:space="preserve"> {{</w:t>
-      </w:r>
-      <w:r>
-        <w:rPr>
-          <w:color w:val="000000"/>
-          <w:sz w:val="20"/>
-          <w:szCs w:val="20"/>
-          <w:highlight w:val="yellow"/>
-        </w:rPr>
-        <w:t xml:space="preserve"> </w:t>
-      </w:r>
-      <w:r>
-        <w:rPr>
-          <w:color w:val="000000"/>
-          <w:sz w:val="20"/>
-          <w:szCs w:val="20"/>
-          <w:highlight w:val="yellow"/>
-        </w:rPr>
-        <w:t>fix_punctuation(</w:t>
-      </w:r>
-      <w:r>
-        <w:rPr>
-          <w:color w:val="000000"/>
-          <w:sz w:val="20"/>
-          <w:szCs w:val="20"/>
-          <w:highlight w:val="yellow"/>
-        </w:rPr>
-        <w:t>obscene_material_exp</w:t>
-      </w:r>
-      <w:r>
-        <w:rPr>
-          <w:color w:val="000000"/>
-          <w:sz w:val="20"/>
-          <w:szCs w:val="20"/>
-          <w:highlight w:val="yellow"/>
-        </w:rPr>
-        <w:t>)</w:t>
-      </w:r>
-      <w:r>
-        <w:rPr>
-          <w:color w:val="000000"/>
-          <w:sz w:val="20"/>
-          <w:szCs w:val="20"/>
-          <w:highlight w:val="yellow"/>
-        </w:rPr>
-        <w:t xml:space="preserve"> </w:t>
-      </w:r>
-      <w:r>
-        <w:rPr>
-          <w:color w:val="000000"/>
-          <w:sz w:val="20"/>
-          <w:szCs w:val="20"/>
-        </w:rPr>
-        <w:t>}}</w:t>
-      </w:r>
-    </w:p>
-    <w:p>
-      <w:pPr>
-        <w:widowControl w:val="0"/>
-        <w:pBdr>
-          <w:top w:val="nil"/>
-          <w:left w:val="nil"/>
-          <w:bottom w:val="nil"/>
-          <w:right w:val="nil"/>
-          <w:between w:val="nil"/>
-        </w:pBdr>
-        <w:spacing w:line="240" w:lineRule="auto"/>
-        <w:ind w:left="332"/>
-        <w:rPr>
-          <w:color w:val="000000"/>
-          <w:sz w:val="20"/>
-          <w:szCs w:val="20"/>
-        </w:rPr>
-      </w:pPr>
-      <w:r>
-        <w:rPr>
-          <w:color w:val="000000"/>
-          <w:sz w:val="20"/>
-          <w:szCs w:val="20"/>
-        </w:rPr>
-        <w:t>{%</w:t>
-      </w:r>
-      <w:r>
-        <w:rPr>
-          <w:color w:val="000000"/>
-          <w:sz w:val="20"/>
-          <w:szCs w:val="20"/>
-          <w:highlight w:val="cyan"/>
-        </w:rPr>
-        <w:t xml:space="preserve">p endif </w:t>
-      </w:r>
-      <w:r>
-        <w:rPr>
-          <w:color w:val="000000"/>
-          <w:sz w:val="20"/>
-          <w:szCs w:val="20"/>
-        </w:rPr>
-        <w:t>%}</w:t>
-      </w:r>
+      <w:proofErr w:type="spellStart"/>
+      <w:proofErr w:type="gramStart"/>
+      <w:r>
+        <w:t>action.court</w:t>
+      </w:r>
+      <w:proofErr w:type="gramEnd"/>
+      <w:r>
+        <w:t>_</w:t>
+      </w:r>
+      <w:proofErr w:type="gramStart"/>
+      <w:r>
+        <w:t>name</w:t>
+      </w:r>
+      <w:proofErr w:type="spellEnd"/>
+      <w:r>
+        <w:t xml:space="preserve"> %}</w:t>
+      </w:r>
+      <w:proofErr w:type="gramEnd"/>
+    </w:p>
+    <w:p>
+      <w:pPr>
+        <w:ind w:left="720"/>
+      </w:pPr>
+      <w:r>
+        <w:t xml:space="preserve">Name of court: </w:t>
+      </w:r>
+      <w:proofErr w:type="gramStart"/>
+      <w:r>
+        <w:t xml:space="preserve">{{ </w:t>
+      </w:r>
+      <w:proofErr w:type="spellStart"/>
+      <w:r>
+        <w:t>action</w:t>
+      </w:r>
+      <w:proofErr w:type="gramEnd"/>
+      <w:r>
+        <w:t>.court_</w:t>
+      </w:r>
+      <w:proofErr w:type="gramStart"/>
+      <w:r>
+        <w:t>name</w:t>
+      </w:r>
+      <w:proofErr w:type="spellEnd"/>
+      <w:r>
+        <w:t xml:space="preserve"> }</w:t>
+      </w:r>
+      <w:proofErr w:type="gramEnd"/>
+      <w:r>
+        <w:t>}</w:t>
+      </w:r>
+    </w:p>
+    <w:p>
+      <w:pPr>
+        <w:ind w:left="720"/>
+      </w:pPr>
+      <w:r>
+        <w:t xml:space="preserve">{%p </w:t>
+      </w:r>
+      <w:proofErr w:type="gramStart"/>
+      <w:r>
+        <w:t>else %}</w:t>
+      </w:r>
+      <w:proofErr w:type="gramEnd"/>
+    </w:p>
+    <w:p>
+      <w:pPr>
+        <w:ind w:left="720"/>
+      </w:pPr>
+      <w:r>
+        <w:t xml:space="preserve">Name of </w:t>
+      </w:r>
+      <w:proofErr w:type="gramStart"/>
+      <w:r>
+        <w:t>court:_</w:t>
+      </w:r>
+      <w:proofErr w:type="gramEnd"/>
+      <w:r>
+        <w:t>___________________________________________________</w:t>
+      </w:r>
+    </w:p>
+    <w:p>
+      <w:pPr>
+        <w:ind w:left="720"/>
+      </w:pPr>
+      <w:r>
+        <w:t xml:space="preserve">{%p </w:t>
+      </w:r>
+      <w:proofErr w:type="gramStart"/>
+      <w:r>
+        <w:t>endif %}</w:t>
+      </w:r>
+      <w:proofErr w:type="gramEnd"/>
+    </w:p>
+    <w:p>
+      <w:pPr>
+        <w:ind w:left="720"/>
+      </w:pPr>
+      <w:r>
+        <w:t xml:space="preserve">{%p if </w:t>
+      </w:r>
+      <w:proofErr w:type="spellStart"/>
+      <w:proofErr w:type="gramStart"/>
+      <w:r>
+        <w:t>action.court</w:t>
+      </w:r>
+      <w:proofErr w:type="gramEnd"/>
+      <w:r>
+        <w:t>_</w:t>
+      </w:r>
+      <w:proofErr w:type="gramStart"/>
+      <w:r>
+        <w:t>county</w:t>
+      </w:r>
+      <w:proofErr w:type="spellEnd"/>
+      <w:r>
+        <w:t xml:space="preserve"> %}</w:t>
+      </w:r>
+      <w:proofErr w:type="gramEnd"/>
+    </w:p>
+    <w:p>
+      <w:pPr>
+        <w:ind w:left="720"/>
+      </w:pPr>
+      <w:r>
+        <w:t xml:space="preserve">County: </w:t>
+      </w:r>
+      <w:proofErr w:type="gramStart"/>
+      <w:r>
+        <w:t xml:space="preserve">{{ </w:t>
+      </w:r>
+      <w:proofErr w:type="spellStart"/>
+      <w:r>
+        <w:t>action</w:t>
+      </w:r>
+      <w:proofErr w:type="gramEnd"/>
+      <w:r>
+        <w:t>.court_</w:t>
+      </w:r>
+      <w:proofErr w:type="gramStart"/>
+      <w:r>
+        <w:t>county</w:t>
+      </w:r>
+      <w:proofErr w:type="spellEnd"/>
+      <w:r>
+        <w:t xml:space="preserve"> }</w:t>
+      </w:r>
+      <w:proofErr w:type="gramEnd"/>
+      <w:r>
+        <w:t>}</w:t>
+      </w:r>
+    </w:p>
+    <w:p>
+      <w:pPr>
+        <w:ind w:left="720"/>
+      </w:pPr>
+      <w:r>
+        <w:t xml:space="preserve">{%p </w:t>
+      </w:r>
+      <w:proofErr w:type="gramStart"/>
+      <w:r>
+        <w:t>else %}</w:t>
+      </w:r>
+      <w:proofErr w:type="gramEnd"/>
+    </w:p>
+    <w:p>
+      <w:pPr>
+        <w:ind w:left="720"/>
+      </w:pPr>
+      <w:proofErr w:type="gramStart"/>
+      <w:r>
+        <w:t>County:_</w:t>
+      </w:r>
+      <w:proofErr w:type="gramEnd"/>
+      <w:r>
+        <w:t>_________________________________________________________</w:t>
+      </w:r>
+    </w:p>
+    <w:p>
+      <w:pPr>
+        <w:ind w:left="720"/>
+      </w:pPr>
+      <w:r>
+        <w:t xml:space="preserve">{%p </w:t>
+      </w:r>
+      <w:proofErr w:type="gramStart"/>
+      <w:r>
+        <w:t>endif %}</w:t>
+      </w:r>
+      <w:proofErr w:type="gramEnd"/>
+    </w:p>
+    <w:p>
+      <w:pPr>
+        <w:ind w:left="720"/>
+      </w:pPr>
+      <w:r>
+        <w:t xml:space="preserve">{%p if </w:t>
+      </w:r>
+      <w:proofErr w:type="spellStart"/>
+      <w:proofErr w:type="gramStart"/>
+      <w:r>
+        <w:t>action.court</w:t>
+      </w:r>
+      <w:proofErr w:type="gramEnd"/>
+      <w:r>
+        <w:t>_</w:t>
+      </w:r>
+      <w:proofErr w:type="gramStart"/>
+      <w:r>
+        <w:t>state</w:t>
+      </w:r>
+      <w:proofErr w:type="spellEnd"/>
+      <w:r>
+        <w:t xml:space="preserve"> %}</w:t>
+      </w:r>
+      <w:proofErr w:type="gramEnd"/>
+    </w:p>
+    <w:p>
+      <w:pPr>
+        <w:ind w:left="720"/>
+      </w:pPr>
+      <w:r>
+        <w:t xml:space="preserve">State: </w:t>
+      </w:r>
+      <w:proofErr w:type="gramStart"/>
+      <w:r>
+        <w:t xml:space="preserve">{{ </w:t>
+      </w:r>
+      <w:proofErr w:type="spellStart"/>
+      <w:r>
+        <w:t>action</w:t>
+      </w:r>
+      <w:proofErr w:type="gramEnd"/>
+      <w:r>
+        <w:t>.court_</w:t>
+      </w:r>
+      <w:proofErr w:type="gramStart"/>
+      <w:r>
+        <w:t>state</w:t>
+      </w:r>
+      <w:proofErr w:type="spellEnd"/>
+      <w:r>
+        <w:t xml:space="preserve"> }</w:t>
+      </w:r>
+      <w:proofErr w:type="gramEnd"/>
+      <w:r>
+        <w:t>}</w:t>
+      </w:r>
+    </w:p>
+    <w:p>
+      <w:pPr>
+        <w:ind w:left="720"/>
+      </w:pPr>
+      <w:r>
+        <w:t xml:space="preserve">{%p </w:t>
+      </w:r>
+      <w:proofErr w:type="gramStart"/>
+      <w:r>
+        <w:t>else %}</w:t>
+      </w:r>
+      <w:proofErr w:type="gramEnd"/>
+    </w:p>
+    <w:p>
+      <w:pPr>
+        <w:ind w:left="720"/>
+      </w:pPr>
+      <w:proofErr w:type="gramStart"/>
+      <w:r>
+        <w:t>State:_</w:t>
+      </w:r>
+      <w:proofErr w:type="gramEnd"/>
+      <w:r>
+        <w:t>___________________________________________________________</w:t>
+      </w:r>
+    </w:p>
+    <w:p>
+      <w:pPr>
+        <w:ind w:left="720"/>
+      </w:pPr>
+      <w:r>
+        <w:t xml:space="preserve">{%p </w:t>
+      </w:r>
+      <w:proofErr w:type="gramStart"/>
+      <w:r>
+        <w:t>endif %}</w:t>
+      </w:r>
+      <w:proofErr w:type="gramEnd"/>
+    </w:p>
+    <w:p>
+      <w:pPr>
+        <w:ind w:left="720"/>
+      </w:pPr>
+      <w:r>
+        <w:t xml:space="preserve">{%p if </w:t>
+      </w:r>
+      <w:proofErr w:type="spellStart"/>
+      <w:proofErr w:type="gramStart"/>
+      <w:r>
+        <w:t>action.judge</w:t>
+      </w:r>
+      <w:proofErr w:type="spellEnd"/>
+      <w:proofErr w:type="gramEnd"/>
+      <w:r>
+        <w:t xml:space="preserve"> %}</w:t>
+      </w:r>
+    </w:p>
+    <w:p>
+      <w:pPr>
+        <w:ind w:left="720"/>
+      </w:pPr>
+      <w:r>
+        <w:t xml:space="preserve">Name of judge: </w:t>
+      </w:r>
+      <w:proofErr w:type="gramStart"/>
+      <w:r>
+        <w:t xml:space="preserve">{{ </w:t>
+      </w:r>
+      <w:proofErr w:type="spellStart"/>
+      <w:r>
+        <w:t>action</w:t>
+      </w:r>
+      <w:proofErr w:type="gramEnd"/>
+      <w:r>
+        <w:t>.</w:t>
+      </w:r>
+      <w:proofErr w:type="gramStart"/>
+      <w:r>
+        <w:t>judge</w:t>
+      </w:r>
+      <w:proofErr w:type="spellEnd"/>
+      <w:r>
+        <w:t xml:space="preserve"> }</w:t>
+      </w:r>
+      <w:proofErr w:type="gramEnd"/>
+      <w:r>
+        <w:t>}</w:t>
+      </w:r>
+    </w:p>
+    <w:p>
+      <w:pPr>
+        <w:ind w:left="720"/>
+      </w:pPr>
+      <w:r>
+        <w:t xml:space="preserve">{%p </w:t>
+      </w:r>
+      <w:proofErr w:type="gramStart"/>
+      <w:r>
+        <w:t>else %}</w:t>
+      </w:r>
+      <w:proofErr w:type="gramEnd"/>
+    </w:p>
+    <w:p>
+      <w:pPr>
+        <w:ind w:left="720"/>
+      </w:pPr>
+      <w:r>
+        <w:t xml:space="preserve">Name of </w:t>
+      </w:r>
+      <w:proofErr w:type="gramStart"/>
+      <w:r>
+        <w:t>judge:_</w:t>
+      </w:r>
+      <w:proofErr w:type="gramEnd"/>
+      <w:r>
+        <w:t>___________________________________________________</w:t>
+      </w:r>
+    </w:p>
+    <w:p>
+      <w:pPr>
+        <w:ind w:left="720"/>
+      </w:pPr>
+      <w:r>
+        <w:t xml:space="preserve">{%p </w:t>
+      </w:r>
+      <w:proofErr w:type="gramStart"/>
+      <w:r>
+        <w:t>endif %}</w:t>
+      </w:r>
+      <w:proofErr w:type="gramEnd"/>
+    </w:p>
+    <w:p>
+      <w:pPr>
+        <w:ind w:left="720"/>
+      </w:pPr>
+      <w:r>
+        <w:t xml:space="preserve">{%p </w:t>
+      </w:r>
+      <w:proofErr w:type="spellStart"/>
+      <w:proofErr w:type="gramStart"/>
+      <w:r>
+        <w:t>endfor</w:t>
+      </w:r>
+      <w:proofErr w:type="spellEnd"/>
+      <w:r>
+        <w:t xml:space="preserve"> %}</w:t>
+      </w:r>
+      <w:proofErr w:type="gramEnd"/>
+    </w:p>
+    <w:p>
+      <w:pPr>
+        <w:ind w:left="720"/>
+      </w:pPr>
+    </w:p>
+    <w:p>
+      <w:pPr>
+        <w:ind w:left="720"/>
+      </w:pPr>
+      <w:r>
+        <w:t xml:space="preserve">{%p </w:t>
+      </w:r>
+      <w:proofErr w:type="gramStart"/>
+      <w:r>
+        <w:t>endif %}</w:t>
+      </w:r>
+      <w:proofErr w:type="gramEnd"/>
+    </w:p>
+    <w:p>
+      <w:pPr>
+        <w:ind w:left="360"/>
+      </w:pPr>
+      <w:r>
+        <w:t xml:space="preserve">{%p if </w:t>
+      </w:r>
+      <w:proofErr w:type="spellStart"/>
+      <w:r>
+        <w:t>orders_judgments_re_parties_</w:t>
+      </w:r>
+      <w:proofErr w:type="gramStart"/>
+      <w:r>
+        <w:t>yes</w:t>
+      </w:r>
+      <w:proofErr w:type="spellEnd"/>
+      <w:r>
+        <w:t xml:space="preserve"> %}</w:t>
+      </w:r>
+      <w:proofErr w:type="gramEnd"/>
+    </w:p>
+    <w:p>
+      <w:pPr>
+        <w:ind w:left="360"/>
+        <w:rPr>
+          <w:b/>
+          <w:bCs/>
+        </w:rPr>
+      </w:pPr>
+      <w:r>
+        <w:rPr>
+          <w:b/>
+          <w:bCs/>
+        </w:rPr>
+        <w:t xml:space="preserve">Orders and Judgments, continued </w:t>
+      </w:r>
+      <w:proofErr w:type="gramStart"/>
+      <w:r>
+        <w:rPr>
+          <w:b/>
+          <w:bCs/>
+        </w:rPr>
+        <w:t>from {%</w:t>
+      </w:r>
+      <w:proofErr w:type="gramEnd"/>
+      <w:r>
+        <w:rPr>
+          <w:b/>
+          <w:bCs/>
+        </w:rPr>
+        <w:t xml:space="preserve"> if </w:t>
+      </w:r>
+      <w:proofErr w:type="spellStart"/>
+      <w:r>
+        <w:rPr>
+          <w:b/>
+          <w:bCs/>
+        </w:rPr>
+        <w:t>respondent_is_minor</w:t>
+      </w:r>
+      <w:proofErr w:type="spellEnd"/>
+      <w:r>
+        <w:rPr>
+          <w:b/>
+          <w:bCs/>
+        </w:rPr>
+        <w:t xml:space="preserve"> and (not </w:t>
+      </w:r>
+      <w:proofErr w:type="spellStart"/>
+      <w:r>
+        <w:rPr>
+          <w:b/>
+          <w:bCs/>
+        </w:rPr>
+        <w:t>respondent_is_emancipated_minor</w:t>
+      </w:r>
+      <w:proofErr w:type="spellEnd"/>
+      <w:r>
+        <w:rPr>
+          <w:b/>
+          <w:bCs/>
+        </w:rPr>
+        <w:t xml:space="preserve">) </w:t>
+      </w:r>
+      <w:proofErr w:type="gramStart"/>
+      <w:r>
+        <w:rPr>
+          <w:b/>
+          <w:bCs/>
+        </w:rPr>
+        <w:t>%}B</w:t>
+      </w:r>
+      <w:proofErr w:type="gramEnd"/>
+      <w:r>
+        <w:rPr>
+          <w:b/>
+          <w:bCs/>
+        </w:rPr>
+        <w:t>2</w:t>
+      </w:r>
+      <w:proofErr w:type="gramStart"/>
+      <w:r>
+        <w:rPr>
+          <w:b/>
+          <w:bCs/>
+        </w:rPr>
+        <w:t>b{</w:t>
+      </w:r>
+      <w:proofErr w:type="gramEnd"/>
+      <w:r>
+        <w:rPr>
+          <w:b/>
+          <w:bCs/>
+        </w:rPr>
+        <w:t xml:space="preserve">% </w:t>
+      </w:r>
+      <w:proofErr w:type="gramStart"/>
+      <w:r>
+        <w:rPr>
+          <w:b/>
+          <w:bCs/>
+        </w:rPr>
+        <w:t>else %}</w:t>
+      </w:r>
+      <w:proofErr w:type="gramEnd"/>
+      <w:r>
+        <w:rPr>
+          <w:b/>
+          <w:bCs/>
+        </w:rPr>
+        <w:t>C3</w:t>
+      </w:r>
+      <w:proofErr w:type="gramStart"/>
+      <w:r>
+        <w:rPr>
+          <w:b/>
+          <w:bCs/>
+        </w:rPr>
+        <w:t>b{</w:t>
+      </w:r>
+      <w:proofErr w:type="gramEnd"/>
+      <w:r>
+        <w:rPr>
+          <w:b/>
+          <w:bCs/>
+        </w:rPr>
+        <w:t xml:space="preserve">% </w:t>
+      </w:r>
+      <w:proofErr w:type="gramStart"/>
+      <w:r>
+        <w:rPr>
+          <w:b/>
+          <w:bCs/>
+        </w:rPr>
+        <w:t>endif %}</w:t>
+      </w:r>
+      <w:proofErr w:type="gramEnd"/>
+    </w:p>
+    <w:p>
+      <w:pPr>
+        <w:ind w:left="360"/>
+      </w:pPr>
+      <w:r>
+        <w:tab/>
+        <w:t xml:space="preserve">{%p for order in </w:t>
+      </w:r>
+      <w:proofErr w:type="spellStart"/>
+      <w:r>
+        <w:t>orders_</w:t>
+      </w:r>
+      <w:proofErr w:type="gramStart"/>
+      <w:r>
+        <w:t>judgments</w:t>
+      </w:r>
+      <w:proofErr w:type="spellEnd"/>
+      <w:r>
+        <w:t xml:space="preserve"> %}</w:t>
+      </w:r>
+      <w:proofErr w:type="gramEnd"/>
+    </w:p>
+    <w:p>
+      <w:pPr>
+        <w:ind w:left="360"/>
+      </w:pPr>
+    </w:p>
+    <w:p>
+      <w:pPr>
+        <w:ind w:left="720"/>
+      </w:pPr>
+      <w:r>
+        <w:t xml:space="preserve">{%p if </w:t>
+      </w:r>
+      <w:r>
+        <w:t>(</w:t>
+      </w:r>
+      <w:proofErr w:type="spellStart"/>
+      <w:r>
+        <w:t>respondent_sexual_assault_conviction</w:t>
+      </w:r>
+      <w:proofErr w:type="spellEnd"/>
+      <w:r>
+        <w:t xml:space="preserve"> or (</w:t>
+      </w:r>
+      <w:proofErr w:type="spellStart"/>
+      <w:r>
+        <w:t>petitioner_is_minor</w:t>
+      </w:r>
+      <w:proofErr w:type="spellEnd"/>
+      <w:r>
+        <w:t xml:space="preserve"> and </w:t>
+      </w:r>
+      <w:proofErr w:type="spellStart"/>
+      <w:r>
+        <w:t>obscene_material_conviction</w:t>
+      </w:r>
+      <w:proofErr w:type="spellEnd"/>
+      <w:r>
+        <w:t>))</w:t>
+      </w:r>
+      <w:r>
+        <w:t xml:space="preserve"> and </w:t>
+      </w:r>
+      <w:proofErr w:type="spellStart"/>
+      <w:proofErr w:type="gramStart"/>
+      <w:r>
+        <w:t>loop.first</w:t>
+      </w:r>
+      <w:proofErr w:type="spellEnd"/>
+      <w:proofErr w:type="gramEnd"/>
+      <w:r>
+        <w:t xml:space="preserve"> %}</w:t>
+      </w:r>
+    </w:p>
+    <w:p>
+      <w:pPr>
+        <w:ind w:left="720"/>
+      </w:pPr>
+      <w:r>
+        <w:t xml:space="preserve">{%p if </w:t>
+      </w:r>
+      <w:proofErr w:type="spellStart"/>
+      <w:r>
+        <w:t>respondent_sexual_assault_conviction</w:t>
+      </w:r>
+      <w:proofErr w:type="spellEnd"/>
+      <w:r>
+        <w:t xml:space="preserve"> %}</w:t>
+      </w:r>
+    </w:p>
+    <w:p>
+      <w:pPr>
+        <w:ind w:left="720"/>
+        <w:rPr>
+          <w:b/>
+          <w:bCs/>
+        </w:rPr>
+      </w:pPr>
+      <w:r>
+        <w:rPr>
+          <w:b/>
+          <w:bCs/>
+        </w:rPr>
+        <w:t>Sexual Assault Conviction</w:t>
+      </w:r>
+    </w:p>
+    <w:p>
+      <w:pPr>
+        <w:ind w:left="720"/>
+      </w:pPr>
+      <w:r>
+        <w:t xml:space="preserve">{%p </w:t>
+      </w:r>
+      <w:proofErr w:type="gramStart"/>
+      <w:r>
+        <w:t>e</w:t>
+      </w:r>
+      <w:r>
+        <w:t>lse</w:t>
+      </w:r>
+      <w:r>
+        <w:t xml:space="preserve"> %}</w:t>
+      </w:r>
+      <w:proofErr w:type="gramEnd"/>
+    </w:p>
+    <w:p>
+      <w:pPr>
+        <w:ind w:left="720"/>
+        <w:rPr>
+          <w:b/>
+          <w:bCs/>
+        </w:rPr>
+      </w:pPr>
+      <w:r>
+        <w:rPr>
+          <w:b/>
+          <w:bCs/>
+        </w:rPr>
+        <w:t>Obscene Material Conviction</w:t>
+      </w:r>
+    </w:p>
+    <w:p>
+      <w:pPr>
+        <w:ind w:left="720"/>
+      </w:pPr>
+      <w:r>
+        <w:t xml:space="preserve">{%p </w:t>
+      </w:r>
+      <w:proofErr w:type="gramStart"/>
+      <w:r>
+        <w:t xml:space="preserve">endif </w:t>
+      </w:r>
+      <w:r>
+        <w:t>%</w:t>
+      </w:r>
+      <w:r>
+        <w:t>}</w:t>
+      </w:r>
+      <w:proofErr w:type="gramEnd"/>
+    </w:p>
+    <w:p>
+      <w:pPr>
+        <w:ind w:left="720"/>
+      </w:pPr>
+      <w:r>
+        <w:t xml:space="preserve">{%p </w:t>
+      </w:r>
+      <w:proofErr w:type="gramStart"/>
+      <w:r>
+        <w:t>endif %}</w:t>
+      </w:r>
+      <w:proofErr w:type="gramEnd"/>
+    </w:p>
+    <w:p>
+      <w:pPr>
+        <w:ind w:left="720"/>
+      </w:pPr>
+      <w:r>
+        <w:t xml:space="preserve">Case number: </w:t>
+      </w:r>
+      <w:proofErr w:type="gramStart"/>
+      <w:r>
+        <w:t xml:space="preserve">{{ </w:t>
+      </w:r>
+      <w:proofErr w:type="spellStart"/>
+      <w:r>
+        <w:t>order</w:t>
+      </w:r>
+      <w:proofErr w:type="gramEnd"/>
+      <w:r>
+        <w:t>.docket_</w:t>
+      </w:r>
+      <w:proofErr w:type="gramStart"/>
+      <w:r>
+        <w:t>number</w:t>
+      </w:r>
+      <w:proofErr w:type="spellEnd"/>
+      <w:r>
+        <w:t xml:space="preserve"> }</w:t>
+      </w:r>
+      <w:proofErr w:type="gramEnd"/>
+      <w:r>
+        <w:t>}</w:t>
+      </w:r>
+    </w:p>
+    <w:p>
+      <w:pPr>
+        <w:ind w:left="720"/>
+      </w:pPr>
+      <w:r>
+        <w:t xml:space="preserve">{%p if </w:t>
+      </w:r>
+      <w:proofErr w:type="spellStart"/>
+      <w:proofErr w:type="gramStart"/>
+      <w:r>
+        <w:t>order.court</w:t>
+      </w:r>
+      <w:proofErr w:type="gramEnd"/>
+      <w:r>
+        <w:t>_</w:t>
+      </w:r>
+      <w:proofErr w:type="gramStart"/>
+      <w:r>
+        <w:t>name</w:t>
+      </w:r>
+      <w:proofErr w:type="spellEnd"/>
+      <w:r>
+        <w:t xml:space="preserve"> %}</w:t>
+      </w:r>
+      <w:proofErr w:type="gramEnd"/>
+    </w:p>
+    <w:p>
+      <w:pPr>
+        <w:ind w:left="720"/>
+      </w:pPr>
+      <w:r>
+        <w:t xml:space="preserve">Name of court: </w:t>
+      </w:r>
+      <w:proofErr w:type="gramStart"/>
+      <w:r>
+        <w:t xml:space="preserve">{{ </w:t>
+      </w:r>
+      <w:proofErr w:type="spellStart"/>
+      <w:r>
+        <w:t>order</w:t>
+      </w:r>
+      <w:proofErr w:type="gramEnd"/>
+      <w:r>
+        <w:t>.court_</w:t>
+      </w:r>
+      <w:proofErr w:type="gramStart"/>
+      <w:r>
+        <w:t>name</w:t>
+      </w:r>
+      <w:proofErr w:type="spellEnd"/>
+      <w:r>
+        <w:t xml:space="preserve"> }</w:t>
+      </w:r>
+      <w:proofErr w:type="gramEnd"/>
+      <w:r>
+        <w:t>}</w:t>
+      </w:r>
+    </w:p>
+    <w:p>
+      <w:pPr>
+        <w:ind w:left="720"/>
+      </w:pPr>
+      <w:r>
+        <w:t xml:space="preserve">{%p </w:t>
+      </w:r>
+      <w:proofErr w:type="gramStart"/>
+      <w:r>
+        <w:t>else %}</w:t>
+      </w:r>
+      <w:proofErr w:type="gramEnd"/>
+    </w:p>
+    <w:p>
+      <w:pPr>
+        <w:ind w:left="720"/>
+      </w:pPr>
+      <w:r>
+        <w:t xml:space="preserve">Name of </w:t>
+      </w:r>
+      <w:proofErr w:type="gramStart"/>
+      <w:r>
+        <w:t>court:_</w:t>
+      </w:r>
+      <w:proofErr w:type="gramEnd"/>
+      <w:r>
+        <w:t>___________________________________________________</w:t>
+      </w:r>
+    </w:p>
+    <w:p>
+      <w:pPr>
+        <w:ind w:left="720"/>
+      </w:pPr>
+      <w:r>
+        <w:t xml:space="preserve">{%p </w:t>
+      </w:r>
+      <w:proofErr w:type="gramStart"/>
+      <w:r>
+        <w:t>endif %}</w:t>
+      </w:r>
+      <w:proofErr w:type="gramEnd"/>
+    </w:p>
+    <w:p>
+      <w:pPr>
+        <w:ind w:left="720"/>
+      </w:pPr>
+      <w:r>
+        <w:t xml:space="preserve">{%p if </w:t>
+      </w:r>
+      <w:proofErr w:type="spellStart"/>
+      <w:proofErr w:type="gramStart"/>
+      <w:r>
+        <w:t>order.court</w:t>
+      </w:r>
+      <w:proofErr w:type="gramEnd"/>
+      <w:r>
+        <w:t>_</w:t>
+      </w:r>
+      <w:proofErr w:type="gramStart"/>
+      <w:r>
+        <w:t>county</w:t>
+      </w:r>
+      <w:proofErr w:type="spellEnd"/>
+      <w:r>
+        <w:t xml:space="preserve"> %}</w:t>
+      </w:r>
+      <w:proofErr w:type="gramEnd"/>
+    </w:p>
+    <w:p>
+      <w:pPr>
+        <w:ind w:left="720"/>
+      </w:pPr>
+      <w:r>
+        <w:lastRenderedPageBreak/>
+        <w:t xml:space="preserve">County: </w:t>
+      </w:r>
+      <w:proofErr w:type="gramStart"/>
+      <w:r>
+        <w:t xml:space="preserve">{{ </w:t>
+      </w:r>
+      <w:proofErr w:type="spellStart"/>
+      <w:r>
+        <w:t>order</w:t>
+      </w:r>
+      <w:proofErr w:type="gramEnd"/>
+      <w:r>
+        <w:t>.court_</w:t>
+      </w:r>
+      <w:proofErr w:type="gramStart"/>
+      <w:r>
+        <w:t>county</w:t>
+      </w:r>
+      <w:proofErr w:type="spellEnd"/>
+      <w:r>
+        <w:t xml:space="preserve"> }</w:t>
+      </w:r>
+      <w:proofErr w:type="gramEnd"/>
+      <w:r>
+        <w:t>}</w:t>
+      </w:r>
+    </w:p>
+    <w:p>
+      <w:pPr>
+        <w:ind w:left="720"/>
+      </w:pPr>
+      <w:r>
+        <w:t xml:space="preserve">{%p </w:t>
+      </w:r>
+      <w:proofErr w:type="gramStart"/>
+      <w:r>
+        <w:t>else %}</w:t>
+      </w:r>
+      <w:proofErr w:type="gramEnd"/>
+    </w:p>
+    <w:p>
+      <w:pPr>
+        <w:ind w:left="720"/>
+      </w:pPr>
+      <w:proofErr w:type="gramStart"/>
+      <w:r>
+        <w:t>County:_</w:t>
+      </w:r>
+      <w:proofErr w:type="gramEnd"/>
+      <w:r>
+        <w:t>_________________________________________________________</w:t>
+      </w:r>
+    </w:p>
+    <w:p>
+      <w:pPr>
+        <w:ind w:left="720"/>
+      </w:pPr>
+      <w:r>
+        <w:t xml:space="preserve">{%p </w:t>
+      </w:r>
+      <w:proofErr w:type="gramStart"/>
+      <w:r>
+        <w:t>endif %}</w:t>
+      </w:r>
+      <w:proofErr w:type="gramEnd"/>
+    </w:p>
+    <w:p>
+      <w:pPr>
+        <w:ind w:left="720"/>
+      </w:pPr>
+      <w:r>
+        <w:t xml:space="preserve">{%p if </w:t>
+      </w:r>
+      <w:proofErr w:type="spellStart"/>
+      <w:proofErr w:type="gramStart"/>
+      <w:r>
+        <w:t>order.court</w:t>
+      </w:r>
+      <w:proofErr w:type="gramEnd"/>
+      <w:r>
+        <w:t>_</w:t>
+      </w:r>
+      <w:proofErr w:type="gramStart"/>
+      <w:r>
+        <w:t>state</w:t>
+      </w:r>
+      <w:proofErr w:type="spellEnd"/>
+      <w:r>
+        <w:t xml:space="preserve"> %}</w:t>
+      </w:r>
+      <w:proofErr w:type="gramEnd"/>
+    </w:p>
+    <w:p>
+      <w:pPr>
+        <w:ind w:left="720"/>
+      </w:pPr>
+      <w:r>
+        <w:t xml:space="preserve">State: </w:t>
+      </w:r>
+      <w:proofErr w:type="gramStart"/>
+      <w:r>
+        <w:t xml:space="preserve">{{ </w:t>
+      </w:r>
+      <w:proofErr w:type="spellStart"/>
+      <w:r>
+        <w:t>order</w:t>
+      </w:r>
+      <w:proofErr w:type="gramEnd"/>
+      <w:r>
+        <w:t>.court_</w:t>
+      </w:r>
+      <w:proofErr w:type="gramStart"/>
+      <w:r>
+        <w:t>state</w:t>
+      </w:r>
+      <w:proofErr w:type="spellEnd"/>
+      <w:r>
+        <w:t xml:space="preserve"> }</w:t>
+      </w:r>
+      <w:proofErr w:type="gramEnd"/>
+      <w:r>
+        <w:t>}</w:t>
+      </w:r>
+    </w:p>
+    <w:p>
+      <w:pPr>
+        <w:ind w:left="720"/>
+      </w:pPr>
+      <w:r>
+        <w:t xml:space="preserve">{%p </w:t>
+      </w:r>
+      <w:proofErr w:type="gramStart"/>
+      <w:r>
+        <w:t>else %}</w:t>
+      </w:r>
+      <w:proofErr w:type="gramEnd"/>
+    </w:p>
+    <w:p>
+      <w:pPr>
+        <w:ind w:left="720"/>
+      </w:pPr>
+      <w:proofErr w:type="gramStart"/>
+      <w:r>
+        <w:t>State:_</w:t>
+      </w:r>
+      <w:proofErr w:type="gramEnd"/>
+      <w:r>
+        <w:t>___________________________________________________________</w:t>
+      </w:r>
+    </w:p>
+    <w:p>
+      <w:pPr>
+        <w:ind w:left="720"/>
+      </w:pPr>
+      <w:r>
+        <w:t xml:space="preserve">{%p </w:t>
+      </w:r>
+      <w:proofErr w:type="gramStart"/>
+      <w:r>
+        <w:t>endif %}</w:t>
+      </w:r>
+      <w:proofErr w:type="gramEnd"/>
+    </w:p>
+    <w:p>
+      <w:pPr>
+        <w:ind w:left="720"/>
+      </w:pPr>
+      <w:r>
+        <w:t xml:space="preserve">{%p if </w:t>
+      </w:r>
+      <w:proofErr w:type="spellStart"/>
+      <w:proofErr w:type="gramStart"/>
+      <w:r>
+        <w:t>order.judge</w:t>
+      </w:r>
+      <w:proofErr w:type="spellEnd"/>
+      <w:proofErr w:type="gramEnd"/>
+      <w:r>
+        <w:t xml:space="preserve"> %}</w:t>
+      </w:r>
+    </w:p>
+    <w:p>
+      <w:pPr>
+        <w:ind w:left="720"/>
+      </w:pPr>
+      <w:r>
+        <w:t xml:space="preserve">Name of judge: </w:t>
+      </w:r>
+      <w:proofErr w:type="gramStart"/>
+      <w:r>
+        <w:t xml:space="preserve">{{ </w:t>
+      </w:r>
+      <w:proofErr w:type="spellStart"/>
+      <w:r>
+        <w:t>order</w:t>
+      </w:r>
+      <w:proofErr w:type="gramEnd"/>
+      <w:r>
+        <w:t>.</w:t>
+      </w:r>
+      <w:proofErr w:type="gramStart"/>
+      <w:r>
+        <w:t>judge</w:t>
+      </w:r>
+      <w:proofErr w:type="spellEnd"/>
+      <w:r>
+        <w:t xml:space="preserve"> }</w:t>
+      </w:r>
+      <w:proofErr w:type="gramEnd"/>
+      <w:r>
+        <w:t>}</w:t>
+      </w:r>
+    </w:p>
+    <w:p>
+      <w:pPr>
+        <w:ind w:left="720"/>
+      </w:pPr>
+      <w:r>
+        <w:t xml:space="preserve">{%p </w:t>
+      </w:r>
+      <w:proofErr w:type="gramStart"/>
+      <w:r>
+        <w:t>else %}</w:t>
+      </w:r>
+      <w:proofErr w:type="gramEnd"/>
+    </w:p>
+    <w:p>
+      <w:pPr>
+        <w:ind w:left="720"/>
+      </w:pPr>
+      <w:r>
+        <w:t xml:space="preserve">Name of </w:t>
+      </w:r>
+      <w:proofErr w:type="gramStart"/>
+      <w:r>
+        <w:t>judge:_</w:t>
+      </w:r>
+      <w:proofErr w:type="gramEnd"/>
+      <w:r>
+        <w:t>___________________________________________________</w:t>
+      </w:r>
+    </w:p>
+    <w:p>
+      <w:pPr>
+        <w:ind w:left="720"/>
+      </w:pPr>
+      <w:r>
+        <w:t xml:space="preserve">{%p </w:t>
+      </w:r>
+      <w:proofErr w:type="gramStart"/>
+      <w:r>
+        <w:t>endif %}</w:t>
+      </w:r>
+      <w:proofErr w:type="gramEnd"/>
+    </w:p>
+    <w:p>
+      <w:pPr>
+        <w:ind w:left="720"/>
+      </w:pPr>
+      <w:r>
+        <w:t xml:space="preserve">{%p if </w:t>
+      </w:r>
+      <w:r>
+        <w:t>(</w:t>
+      </w:r>
+      <w:proofErr w:type="spellStart"/>
+      <w:r>
+        <w:t>respondent_sexual_assault_conviction</w:t>
+      </w:r>
+      <w:proofErr w:type="spellEnd"/>
+      <w:r>
+        <w:t xml:space="preserve"> or (</w:t>
+      </w:r>
+      <w:proofErr w:type="spellStart"/>
+      <w:r>
+        <w:t>petitioner_is_minor</w:t>
+      </w:r>
+      <w:proofErr w:type="spellEnd"/>
+      <w:r>
+        <w:t xml:space="preserve"> and </w:t>
+      </w:r>
+      <w:proofErr w:type="spellStart"/>
+      <w:r>
+        <w:t>obscene_material_conviction</w:t>
+      </w:r>
+      <w:proofErr w:type="spellEnd"/>
+      <w:r>
+        <w:t>))</w:t>
+      </w:r>
+      <w:r>
+        <w:t xml:space="preserve"> and </w:t>
+      </w:r>
+      <w:proofErr w:type="spellStart"/>
+      <w:proofErr w:type="gramStart"/>
+      <w:r>
+        <w:t>loop.first</w:t>
+      </w:r>
+      <w:proofErr w:type="spellEnd"/>
+      <w:proofErr w:type="gramEnd"/>
+      <w:r>
+        <w:t xml:space="preserve"> %}</w:t>
+      </w:r>
+    </w:p>
+    <w:p>
+      <w:pPr>
+        <w:ind w:left="720"/>
+      </w:pPr>
+      <w:r>
+        <w:t xml:space="preserve">Description of underlying facts: </w:t>
+      </w:r>
+    </w:p>
+    <w:p>
+      <w:pPr>
+        <w:tabs>
+          <w:tab w:val="left" w:pos="990"/>
+          <w:tab w:val="left" w:pos="1170"/>
+        </w:tabs>
+        <w:ind w:left="720"/>
+      </w:pPr>
+      <w:r>
+        <w:tab/>
+      </w:r>
+      <w:proofErr w:type="gramStart"/>
+      <w:r>
+        <w:t xml:space="preserve">{{ </w:t>
+      </w:r>
+      <w:proofErr w:type="spellStart"/>
+      <w:r>
+        <w:t>order</w:t>
+      </w:r>
+      <w:proofErr w:type="gramEnd"/>
+      <w:r>
+        <w:t>.incident_</w:t>
+      </w:r>
+      <w:proofErr w:type="gramStart"/>
+      <w:r>
+        <w:t>description</w:t>
+      </w:r>
+      <w:proofErr w:type="spellEnd"/>
+      <w:r>
+        <w:t xml:space="preserve"> }</w:t>
+      </w:r>
+      <w:proofErr w:type="gramEnd"/>
+      <w:r>
+        <w:t>}</w:t>
+      </w:r>
+    </w:p>
+    <w:p>
+      <w:pPr>
+        <w:ind w:left="720"/>
+      </w:pPr>
+      <w:r>
+        <w:t xml:space="preserve">{%p if </w:t>
+      </w:r>
+      <w:proofErr w:type="spellStart"/>
+      <w:proofErr w:type="gramStart"/>
+      <w:r>
+        <w:t>order.</w:t>
+      </w:r>
+      <w:r>
+        <w:t>additional</w:t>
+      </w:r>
+      <w:proofErr w:type="gramEnd"/>
+      <w:r>
+        <w:t>_</w:t>
+      </w:r>
+      <w:proofErr w:type="gramStart"/>
+      <w:r>
+        <w:t>factors</w:t>
+      </w:r>
+      <w:proofErr w:type="spellEnd"/>
+      <w:r>
+        <w:t xml:space="preserve"> %}</w:t>
+      </w:r>
+      <w:proofErr w:type="gramEnd"/>
+    </w:p>
+    <w:p>
+      <w:pPr>
+        <w:ind w:left="720"/>
+      </w:pPr>
+      <w:r>
+        <w:t xml:space="preserve">Additional actions by Respondent that cause Petitioner to fear for their safety: </w:t>
+      </w:r>
+    </w:p>
+    <w:p>
+      <w:pPr>
+        <w:tabs>
+          <w:tab w:val="left" w:pos="990"/>
+          <w:tab w:val="left" w:pos="1170"/>
+        </w:tabs>
+        <w:ind w:left="720"/>
+      </w:pPr>
+      <w:r>
+        <w:tab/>
+      </w:r>
+      <w:proofErr w:type="gramStart"/>
+      <w:r>
+        <w:t xml:space="preserve">{{ </w:t>
+      </w:r>
+      <w:proofErr w:type="spellStart"/>
+      <w:r>
+        <w:t>order</w:t>
+      </w:r>
+      <w:proofErr w:type="gramEnd"/>
+      <w:r>
+        <w:t>.</w:t>
+      </w:r>
+      <w:r>
+        <w:t>additional_</w:t>
+      </w:r>
+      <w:proofErr w:type="gramStart"/>
+      <w:r>
+        <w:t>factors</w:t>
+      </w:r>
+      <w:proofErr w:type="spellEnd"/>
+      <w:r>
+        <w:t xml:space="preserve"> }</w:t>
+      </w:r>
+      <w:proofErr w:type="gramEnd"/>
+      <w:r>
+        <w:t>}</w:t>
+      </w:r>
+    </w:p>
+    <w:p>
+      <w:r>
+        <w:tab/>
+      </w:r>
+      <w:r>
+        <w:t xml:space="preserve">{%p </w:t>
+      </w:r>
+      <w:proofErr w:type="gramStart"/>
+      <w:r>
+        <w:t>endif %}</w:t>
+      </w:r>
+      <w:proofErr w:type="gramEnd"/>
+    </w:p>
+    <w:p>
+      <w:pPr>
+        <w:ind w:left="720"/>
+      </w:pPr>
+      <w:r>
+        <w:t xml:space="preserve">{%p </w:t>
+      </w:r>
+      <w:proofErr w:type="gramStart"/>
+      <w:r>
+        <w:t>endif %}</w:t>
+      </w:r>
+      <w:proofErr w:type="gramEnd"/>
+    </w:p>
+    <w:p>
+      <w:pPr>
+        <w:ind w:left="720"/>
+      </w:pPr>
+      <w:r>
+        <w:t xml:space="preserve">{%p </w:t>
+      </w:r>
+      <w:proofErr w:type="spellStart"/>
+      <w:proofErr w:type="gramStart"/>
+      <w:r>
+        <w:t>endfor</w:t>
+      </w:r>
+      <w:proofErr w:type="spellEnd"/>
+      <w:r>
+        <w:t xml:space="preserve"> %}</w:t>
+      </w:r>
+      <w:proofErr w:type="gramEnd"/>
+    </w:p>
+    <w:p>
+      <w:pPr>
+        <w:ind w:left="360"/>
+      </w:pPr>
+    </w:p>
+    <w:p>
+      <w:pPr>
+        <w:ind w:left="360"/>
+      </w:pPr>
+      <w:r>
+        <w:t xml:space="preserve">{%p </w:t>
+      </w:r>
+      <w:proofErr w:type="gramStart"/>
+      <w:r>
+        <w:t>endif %}</w:t>
+      </w:r>
+      <w:proofErr w:type="gramEnd"/>
     </w:p>
     <w:p>
       <w:pPr>

--- a/docassemble/MLHPPOAndProposedOrder/data/templates/cc_395_statement_of_facts.docx
+++ b/docassemble/MLHPPOAndProposedOrder/data/templates/cc_395_statement_of_facts.docx
@@ -2234,35 +2234,69 @@
     </w:p>
     <w:p>
       <w:pPr>
+        <w:tabs>
+          <w:tab w:val="left" w:pos="360"/>
+        </w:tabs>
         <w:ind w:left="360"/>
-      </w:pPr>
-      <w:r>
+        <w:rPr>
+          <w:b/>
+          <w:bCs/>
+        </w:rPr>
+      </w:pPr>
+      <w:r>
+        <w:rPr>
+          <w:b/>
+          <w:bCs/>
+        </w:rPr>
         <w:lastRenderedPageBreak/>
-        <w:tab/>
         <w:t xml:space="preserve">Case number: </w:t>
       </w:r>
       <w:proofErr w:type="gramStart"/>
       <w:r>
+        <w:rPr>
+          <w:b/>
+          <w:bCs/>
+        </w:rPr>
         <w:t xml:space="preserve">{{ </w:t>
       </w:r>
       <w:proofErr w:type="spellStart"/>
       <w:r>
+        <w:rPr>
+          <w:b/>
+          <w:bCs/>
+        </w:rPr>
         <w:t>action</w:t>
       </w:r>
       <w:proofErr w:type="gramEnd"/>
       <w:r>
+        <w:rPr>
+          <w:b/>
+          <w:bCs/>
+        </w:rPr>
         <w:t>.docket_</w:t>
       </w:r>
       <w:proofErr w:type="gramStart"/>
       <w:r>
+        <w:rPr>
+          <w:b/>
+          <w:bCs/>
+        </w:rPr>
         <w:t>number</w:t>
       </w:r>
       <w:proofErr w:type="spellEnd"/>
       <w:r>
+        <w:rPr>
+          <w:b/>
+          <w:bCs/>
+        </w:rPr>
         <w:t xml:space="preserve"> }</w:t>
       </w:r>
       <w:proofErr w:type="gramEnd"/>
       <w:r>
+        <w:rPr>
+          <w:b/>
+          <w:bCs/>
+        </w:rPr>
         <w:t>}</w:t>
       </w:r>
     </w:p>
@@ -2940,7 +2974,10 @@
     </w:p>
     <w:p>
       <w:pPr>
-        <w:ind w:left="720"/>
+        <w:tabs>
+          <w:tab w:val="left" w:pos="720"/>
+        </w:tabs>
+        <w:ind w:left="720" w:hanging="360"/>
         <w:rPr>
           <w:b/>
           <w:bCs/>
@@ -2975,7 +3012,7 @@
     </w:p>
     <w:p>
       <w:pPr>
-        <w:ind w:left="720"/>
+        <w:ind w:left="720" w:hanging="360"/>
         <w:rPr>
           <w:b/>
           <w:bCs/>
@@ -3023,33 +3060,65 @@
     </w:p>
     <w:p>
       <w:pPr>
-        <w:ind w:left="720"/>
-      </w:pPr>
-      <w:r>
+        <w:ind w:left="720" w:hanging="360"/>
+        <w:rPr>
+          <w:b/>
+          <w:bCs/>
+        </w:rPr>
+      </w:pPr>
+      <w:r>
+        <w:rPr>
+          <w:b/>
+          <w:bCs/>
+        </w:rPr>
         <w:t xml:space="preserve">Case number: </w:t>
       </w:r>
       <w:proofErr w:type="gramStart"/>
       <w:r>
+        <w:rPr>
+          <w:b/>
+          <w:bCs/>
+        </w:rPr>
         <w:t xml:space="preserve">{{ </w:t>
       </w:r>
       <w:proofErr w:type="spellStart"/>
       <w:r>
+        <w:rPr>
+          <w:b/>
+          <w:bCs/>
+        </w:rPr>
         <w:t>order</w:t>
       </w:r>
       <w:proofErr w:type="gramEnd"/>
       <w:r>
+        <w:rPr>
+          <w:b/>
+          <w:bCs/>
+        </w:rPr>
         <w:t>.docket_</w:t>
       </w:r>
       <w:proofErr w:type="gramStart"/>
       <w:r>
+        <w:rPr>
+          <w:b/>
+          <w:bCs/>
+        </w:rPr>
         <w:t>number</w:t>
       </w:r>
       <w:proofErr w:type="spellEnd"/>
       <w:r>
+        <w:rPr>
+          <w:b/>
+          <w:bCs/>
+        </w:rPr>
         <w:t xml:space="preserve"> }</w:t>
       </w:r>
       <w:proofErr w:type="gramEnd"/>
       <w:r>
+        <w:rPr>
+          <w:b/>
+          <w:bCs/>
+        </w:rPr>
         <w:t>}</w:t>
       </w:r>
     </w:p>
@@ -3487,6 +3556,35 @@
       <w:r>
         <w:t xml:space="preserve"> %}</w:t>
       </w:r>
+    </w:p>
+    <w:p>
+      <w:pPr>
+        <w:ind w:left="720"/>
+      </w:pPr>
+      <w:r>
+        <w:t xml:space="preserve">{%p if </w:t>
+      </w:r>
+      <w:proofErr w:type="spellStart"/>
+      <w:proofErr w:type="gramStart"/>
+      <w:r>
+        <w:t>order.incident</w:t>
+      </w:r>
+      <w:proofErr w:type="gramEnd"/>
+      <w:r>
+        <w:t>_</w:t>
+      </w:r>
+      <w:proofErr w:type="gramStart"/>
+      <w:r>
+        <w:t>description</w:t>
+      </w:r>
+      <w:proofErr w:type="spellEnd"/>
+      <w:r>
+        <w:t xml:space="preserve"> </w:t>
+      </w:r>
+      <w:r>
+        <w:t>%}</w:t>
+      </w:r>
+      <w:proofErr w:type="gramEnd"/>
     </w:p>
     <w:p>
       <w:pPr>
@@ -3530,6 +3628,18 @@
       <w:proofErr w:type="gramEnd"/>
       <w:r>
         <w:t>}</w:t>
+      </w:r>
+    </w:p>
+    <w:p>
+      <w:pPr>
+        <w:tabs>
+          <w:tab w:val="left" w:pos="990"/>
+          <w:tab w:val="left" w:pos="1170"/>
+        </w:tabs>
+        <w:ind w:left="720"/>
+      </w:pPr>
+      <w:r>
+        <w:t>{%p endif %}</w:t>
       </w:r>
     </w:p>
     <w:p>
